--- a/practice/data/theory/jungol/03_고등/1주차/2026년_1차_고등_수업_교사용_2019-2025.docx
+++ b/practice/data/theory/jungol/03_고등/1주차/2026년_1차_고등_수업_교사용_2019-2025.docx
@@ -19512,21 +19512,15 @@
         </w:rPr>
         <w:t>사고력</w:t>
       </w:r>
-      <w:r>
-        <w:rPr>
-          <w:rFonts w:ascii="Consolas" w:eastAsiaTheme="minorHAnsi" w:hAnsi="Consolas" w:cs="Consolas" w:hint="eastAsia"/>
-          <w:sz w:val="24"/>
-          <w:szCs w:val="24"/>
-        </w:rPr>
-        <w:t xml:space="preserve"> </w:t>
-      </w:r>
-      <w:r>
-        <w:rPr>
-          <w:rFonts w:ascii="Consolas" w:eastAsiaTheme="minorHAnsi" w:hAnsi="Consolas" w:cs="Consolas"/>
-          <w:sz w:val="24"/>
-          <w:szCs w:val="24"/>
-        </w:rPr>
-        <w:t>/ DP&gt;</w:t>
+      <w:bookmarkStart w:id="0" w:name="_GoBack"/>
+      <w:bookmarkEnd w:id="0"/>
+      <w:r>
+        <w:rPr>
+          <w:rFonts w:ascii="Consolas" w:eastAsiaTheme="minorHAnsi" w:hAnsi="Consolas" w:cs="Consolas"/>
+          <w:sz w:val="24"/>
+          <w:szCs w:val="24"/>
+        </w:rPr>
+        <w:t>&gt;</w:t>
       </w:r>
       <w:r>
         <w:rPr>
@@ -19565,407 +19559,157 @@
         </w:numPr>
         <w:ind w:leftChars="0"/>
         <w:rPr>
-          <w:rFonts w:ascii="Consolas" w:eastAsiaTheme="minorHAnsi" w:hAnsi="Consolas" w:cs="Consolas"/>
-          <w:sz w:val="24"/>
-          <w:szCs w:val="24"/>
-        </w:rPr>
-      </w:pPr>
-      <w:r>
-        <w:rPr>
-          <w:rFonts w:ascii="Consolas" w:eastAsiaTheme="minorHAnsi" w:hAnsi="Consolas" w:cs="Consolas" w:hint="eastAsia"/>
-          <w:sz w:val="24"/>
-          <w:szCs w:val="24"/>
-        </w:rPr>
-        <w:t xml:space="preserve"> </w:t>
-      </w:r>
-      <w:proofErr w:type="spellStart"/>
-      <w:r>
-        <w:rPr>
-          <w:rFonts w:ascii="Consolas" w:eastAsiaTheme="minorHAnsi" w:hAnsi="Consolas" w:cs="Consolas" w:hint="eastAsia"/>
-          <w:sz w:val="24"/>
-          <w:szCs w:val="24"/>
-        </w:rPr>
-        <w:t>제곱수란</w:t>
-      </w:r>
-      <w:proofErr w:type="spellEnd"/>
-      <w:r>
-        <w:rPr>
-          <w:rFonts w:ascii="Consolas" w:eastAsiaTheme="minorHAnsi" w:hAnsi="Consolas" w:cs="Consolas" w:hint="eastAsia"/>
-          <w:sz w:val="24"/>
-          <w:szCs w:val="24"/>
-        </w:rPr>
-        <w:t xml:space="preserve"> </w:t>
-      </w:r>
-      <w:r>
-        <w:rPr>
-          <w:rFonts w:ascii="Consolas" w:eastAsiaTheme="minorHAnsi" w:hAnsi="Consolas" w:cs="Consolas" w:hint="eastAsia"/>
-          <w:sz w:val="24"/>
-          <w:szCs w:val="24"/>
-        </w:rPr>
-        <w:t>같은</w:t>
-      </w:r>
-      <w:r>
-        <w:rPr>
-          <w:rFonts w:ascii="Consolas" w:eastAsiaTheme="minorHAnsi" w:hAnsi="Consolas" w:cs="Consolas" w:hint="eastAsia"/>
-          <w:sz w:val="24"/>
-          <w:szCs w:val="24"/>
-        </w:rPr>
-        <w:t xml:space="preserve"> </w:t>
-      </w:r>
-      <w:r>
-        <w:rPr>
-          <w:rFonts w:ascii="Consolas" w:eastAsiaTheme="minorHAnsi" w:hAnsi="Consolas" w:cs="Consolas" w:hint="eastAsia"/>
-          <w:sz w:val="24"/>
-          <w:szCs w:val="24"/>
-        </w:rPr>
-        <w:t>자연수를</w:t>
-      </w:r>
-      <w:r>
-        <w:rPr>
-          <w:rFonts w:ascii="Consolas" w:eastAsiaTheme="minorHAnsi" w:hAnsi="Consolas" w:cs="Consolas" w:hint="eastAsia"/>
-          <w:sz w:val="24"/>
-          <w:szCs w:val="24"/>
-        </w:rPr>
-        <w:t xml:space="preserve"> </w:t>
-      </w:r>
-      <w:r>
-        <w:rPr>
-          <w:rFonts w:ascii="Consolas" w:eastAsiaTheme="minorHAnsi" w:hAnsi="Consolas" w:cs="Consolas" w:hint="eastAsia"/>
-          <w:sz w:val="24"/>
-          <w:szCs w:val="24"/>
-        </w:rPr>
-        <w:t>두</w:t>
-      </w:r>
-      <w:r>
-        <w:rPr>
-          <w:rFonts w:ascii="Consolas" w:eastAsiaTheme="minorHAnsi" w:hAnsi="Consolas" w:cs="Consolas" w:hint="eastAsia"/>
-          <w:sz w:val="24"/>
-          <w:szCs w:val="24"/>
-        </w:rPr>
-        <w:t xml:space="preserve"> </w:t>
-      </w:r>
-      <w:r>
-        <w:rPr>
-          <w:rFonts w:ascii="Consolas" w:eastAsiaTheme="minorHAnsi" w:hAnsi="Consolas" w:cs="Consolas" w:hint="eastAsia"/>
-          <w:sz w:val="24"/>
-          <w:szCs w:val="24"/>
-        </w:rPr>
-        <w:t>번</w:t>
-      </w:r>
-      <w:r>
-        <w:rPr>
-          <w:rFonts w:ascii="Consolas" w:eastAsiaTheme="minorHAnsi" w:hAnsi="Consolas" w:cs="Consolas" w:hint="eastAsia"/>
-          <w:sz w:val="24"/>
-          <w:szCs w:val="24"/>
-        </w:rPr>
-        <w:t xml:space="preserve"> </w:t>
-      </w:r>
-      <w:r>
-        <w:rPr>
-          <w:rFonts w:ascii="Consolas" w:eastAsiaTheme="minorHAnsi" w:hAnsi="Consolas" w:cs="Consolas" w:hint="eastAsia"/>
-          <w:sz w:val="24"/>
-          <w:szCs w:val="24"/>
-        </w:rPr>
-        <w:t>곱해서</w:t>
-      </w:r>
-      <w:r>
-        <w:rPr>
-          <w:rFonts w:ascii="Consolas" w:eastAsiaTheme="minorHAnsi" w:hAnsi="Consolas" w:cs="Consolas" w:hint="eastAsia"/>
-          <w:sz w:val="24"/>
-          <w:szCs w:val="24"/>
-        </w:rPr>
-        <w:t xml:space="preserve"> </w:t>
-      </w:r>
-      <w:r>
-        <w:rPr>
-          <w:rFonts w:ascii="Consolas" w:eastAsiaTheme="minorHAnsi" w:hAnsi="Consolas" w:cs="Consolas" w:hint="eastAsia"/>
-          <w:sz w:val="24"/>
-          <w:szCs w:val="24"/>
-        </w:rPr>
-        <w:t>만들</w:t>
-      </w:r>
-      <w:r>
-        <w:rPr>
-          <w:rFonts w:ascii="Consolas" w:eastAsiaTheme="minorHAnsi" w:hAnsi="Consolas" w:cs="Consolas" w:hint="eastAsia"/>
-          <w:sz w:val="24"/>
-          <w:szCs w:val="24"/>
-        </w:rPr>
-        <w:t xml:space="preserve"> </w:t>
-      </w:r>
-      <w:r>
-        <w:rPr>
-          <w:rFonts w:ascii="Consolas" w:eastAsiaTheme="minorHAnsi" w:hAnsi="Consolas" w:cs="Consolas" w:hint="eastAsia"/>
-          <w:sz w:val="24"/>
-          <w:szCs w:val="24"/>
-        </w:rPr>
-        <w:t>수</w:t>
-      </w:r>
-      <w:r>
-        <w:rPr>
-          <w:rFonts w:ascii="Consolas" w:eastAsiaTheme="minorHAnsi" w:hAnsi="Consolas" w:cs="Consolas" w:hint="eastAsia"/>
-          <w:sz w:val="24"/>
-          <w:szCs w:val="24"/>
-        </w:rPr>
-        <w:t xml:space="preserve"> </w:t>
-      </w:r>
-      <w:r>
-        <w:rPr>
-          <w:rFonts w:ascii="Consolas" w:eastAsiaTheme="minorHAnsi" w:hAnsi="Consolas" w:cs="Consolas" w:hint="eastAsia"/>
-          <w:sz w:val="24"/>
-          <w:szCs w:val="24"/>
-        </w:rPr>
-        <w:t>있는</w:t>
-      </w:r>
-      <w:r>
-        <w:rPr>
-          <w:rFonts w:ascii="Consolas" w:eastAsiaTheme="minorHAnsi" w:hAnsi="Consolas" w:cs="Consolas" w:hint="eastAsia"/>
-          <w:sz w:val="24"/>
-          <w:szCs w:val="24"/>
-        </w:rPr>
-        <w:t xml:space="preserve"> </w:t>
-      </w:r>
-      <w:r>
-        <w:rPr>
-          <w:rFonts w:ascii="Consolas" w:eastAsiaTheme="minorHAnsi" w:hAnsi="Consolas" w:cs="Consolas" w:hint="eastAsia"/>
-          <w:sz w:val="24"/>
-          <w:szCs w:val="24"/>
-        </w:rPr>
-        <w:t>수를</w:t>
-      </w:r>
-      <w:r>
-        <w:rPr>
-          <w:rFonts w:ascii="Consolas" w:eastAsiaTheme="minorHAnsi" w:hAnsi="Consolas" w:cs="Consolas" w:hint="eastAsia"/>
-          <w:sz w:val="24"/>
-          <w:szCs w:val="24"/>
-        </w:rPr>
-        <w:t xml:space="preserve"> </w:t>
-      </w:r>
-      <w:r>
-        <w:rPr>
-          <w:rFonts w:ascii="Consolas" w:eastAsiaTheme="minorHAnsi" w:hAnsi="Consolas" w:cs="Consolas" w:hint="eastAsia"/>
-          <w:sz w:val="24"/>
-          <w:szCs w:val="24"/>
-        </w:rPr>
-        <w:t>뜻한다</w:t>
-      </w:r>
-      <w:r>
-        <w:rPr>
-          <w:rFonts w:ascii="Consolas" w:eastAsiaTheme="minorHAnsi" w:hAnsi="Consolas" w:cs="Consolas" w:hint="eastAsia"/>
-          <w:sz w:val="24"/>
-          <w:szCs w:val="24"/>
-        </w:rPr>
-        <w:t xml:space="preserve">. </w:t>
+          <w:rFonts w:ascii="Consolas" w:eastAsiaTheme="minorHAnsi" w:hAnsi="Consolas" w:cs="Consolas" w:hint="eastAsia"/>
+          <w:sz w:val="24"/>
+          <w:szCs w:val="24"/>
+        </w:rPr>
+      </w:pPr>
+      <w:r>
+        <w:rPr>
+          <w:rFonts w:ascii="Consolas" w:eastAsiaTheme="minorHAnsi" w:hAnsi="Consolas" w:cs="Consolas" w:hint="eastAsia"/>
+          <w:sz w:val="24"/>
+          <w:szCs w:val="24"/>
+        </w:rPr>
+        <w:t xml:space="preserve"> </w:t>
+      </w:r>
+      <w:r>
+        <w:rPr>
+          <w:rFonts w:ascii="Consolas" w:eastAsiaTheme="minorHAnsi" w:hAnsi="Consolas" w:cs="Consolas" w:hint="eastAsia"/>
+          <w:sz w:val="24"/>
+          <w:szCs w:val="24"/>
+        </w:rPr>
+        <w:t>달리기</w:t>
+      </w:r>
+      <w:r>
+        <w:rPr>
+          <w:rFonts w:ascii="Consolas" w:eastAsiaTheme="minorHAnsi" w:hAnsi="Consolas" w:cs="Consolas" w:hint="eastAsia"/>
+          <w:sz w:val="24"/>
+          <w:szCs w:val="24"/>
+        </w:rPr>
+        <w:t xml:space="preserve"> </w:t>
+      </w:r>
+      <w:r>
+        <w:rPr>
+          <w:rFonts w:ascii="Consolas" w:eastAsiaTheme="minorHAnsi" w:hAnsi="Consolas" w:cs="Consolas" w:hint="eastAsia"/>
+          <w:sz w:val="24"/>
+          <w:szCs w:val="24"/>
+        </w:rPr>
+        <w:t>시합</w:t>
       </w:r>
     </w:p>
     <w:p>
       <w:pPr>
         <w:pStyle w:val="a7"/>
-        <w:ind w:leftChars="0" w:left="400"/>
-        <w:rPr>
-          <w:rFonts w:ascii="Consolas" w:eastAsiaTheme="minorHAnsi" w:hAnsi="Consolas" w:cs="Consolas"/>
-          <w:sz w:val="24"/>
-          <w:szCs w:val="24"/>
-        </w:rPr>
-      </w:pPr>
-      <w:r>
-        <w:rPr>
-          <w:rFonts w:ascii="Consolas" w:eastAsiaTheme="minorHAnsi" w:hAnsi="Consolas" w:cs="Consolas" w:hint="eastAsia"/>
-          <w:sz w:val="24"/>
-          <w:szCs w:val="24"/>
-        </w:rPr>
-        <w:t>예를</w:t>
-      </w:r>
-      <w:r>
-        <w:rPr>
-          <w:rFonts w:ascii="Consolas" w:eastAsiaTheme="minorHAnsi" w:hAnsi="Consolas" w:cs="Consolas" w:hint="eastAsia"/>
-          <w:sz w:val="24"/>
-          <w:szCs w:val="24"/>
-        </w:rPr>
-        <w:t xml:space="preserve"> </w:t>
-      </w:r>
-      <w:r>
-        <w:rPr>
-          <w:rFonts w:ascii="Consolas" w:eastAsiaTheme="minorHAnsi" w:hAnsi="Consolas" w:cs="Consolas" w:hint="eastAsia"/>
-          <w:sz w:val="24"/>
-          <w:szCs w:val="24"/>
-        </w:rPr>
-        <w:t>들어</w:t>
-      </w:r>
-      <w:r>
-        <w:rPr>
-          <w:rFonts w:ascii="Consolas" w:eastAsiaTheme="minorHAnsi" w:hAnsi="Consolas" w:cs="Consolas" w:hint="eastAsia"/>
-          <w:sz w:val="24"/>
-          <w:szCs w:val="24"/>
-        </w:rPr>
-        <w:t xml:space="preserve"> 25</w:t>
-      </w:r>
-      <w:r>
-        <w:rPr>
-          <w:rFonts w:ascii="Consolas" w:eastAsiaTheme="minorHAnsi" w:hAnsi="Consolas" w:cs="Consolas" w:hint="eastAsia"/>
-          <w:sz w:val="24"/>
-          <w:szCs w:val="24"/>
-        </w:rPr>
-        <w:t>는</w:t>
-      </w:r>
-      <w:r>
-        <w:rPr>
-          <w:rFonts w:ascii="Consolas" w:eastAsiaTheme="minorHAnsi" w:hAnsi="Consolas" w:cs="Consolas" w:hint="eastAsia"/>
-          <w:sz w:val="24"/>
-          <w:szCs w:val="24"/>
-        </w:rPr>
-        <w:t xml:space="preserve"> </w:t>
-      </w:r>
-      <w:r>
-        <w:rPr>
-          <w:rFonts w:ascii="Consolas" w:eastAsiaTheme="minorHAnsi" w:hAnsi="Consolas" w:cs="Consolas" w:hint="eastAsia"/>
-          <w:sz w:val="24"/>
-          <w:szCs w:val="24"/>
-        </w:rPr>
-        <w:t>같은</w:t>
-      </w:r>
-      <w:r>
-        <w:rPr>
-          <w:rFonts w:ascii="Consolas" w:eastAsiaTheme="minorHAnsi" w:hAnsi="Consolas" w:cs="Consolas" w:hint="eastAsia"/>
-          <w:sz w:val="24"/>
-          <w:szCs w:val="24"/>
-        </w:rPr>
-        <w:t xml:space="preserve"> </w:t>
-      </w:r>
-      <w:r>
-        <w:rPr>
-          <w:rFonts w:ascii="Consolas" w:eastAsiaTheme="minorHAnsi" w:hAnsi="Consolas" w:cs="Consolas" w:hint="eastAsia"/>
-          <w:sz w:val="24"/>
-          <w:szCs w:val="24"/>
-        </w:rPr>
-        <w:t>자연수인</w:t>
-      </w:r>
-      <w:r>
-        <w:rPr>
-          <w:rFonts w:ascii="Consolas" w:eastAsiaTheme="minorHAnsi" w:hAnsi="Consolas" w:cs="Consolas" w:hint="eastAsia"/>
-          <w:sz w:val="24"/>
-          <w:szCs w:val="24"/>
-        </w:rPr>
-        <w:t xml:space="preserve"> 5</w:t>
-      </w:r>
-      <w:r>
-        <w:rPr>
-          <w:rFonts w:ascii="Consolas" w:eastAsiaTheme="minorHAnsi" w:hAnsi="Consolas" w:cs="Consolas" w:hint="eastAsia"/>
-          <w:sz w:val="24"/>
-          <w:szCs w:val="24"/>
-        </w:rPr>
-        <w:t>를</w:t>
-      </w:r>
-      <w:r>
-        <w:rPr>
-          <w:rFonts w:ascii="Consolas" w:eastAsiaTheme="minorHAnsi" w:hAnsi="Consolas" w:cs="Consolas" w:hint="eastAsia"/>
-          <w:sz w:val="24"/>
-          <w:szCs w:val="24"/>
-        </w:rPr>
-        <w:t xml:space="preserve"> </w:t>
-      </w:r>
-      <w:r>
-        <w:rPr>
-          <w:rFonts w:ascii="Consolas" w:eastAsiaTheme="minorHAnsi" w:hAnsi="Consolas" w:cs="Consolas" w:hint="eastAsia"/>
-          <w:sz w:val="24"/>
-          <w:szCs w:val="24"/>
-        </w:rPr>
-        <w:t>두</w:t>
-      </w:r>
-      <w:r>
-        <w:rPr>
-          <w:rFonts w:ascii="Consolas" w:eastAsiaTheme="minorHAnsi" w:hAnsi="Consolas" w:cs="Consolas" w:hint="eastAsia"/>
-          <w:sz w:val="24"/>
-          <w:szCs w:val="24"/>
-        </w:rPr>
-        <w:t xml:space="preserve"> </w:t>
-      </w:r>
-      <w:r>
-        <w:rPr>
-          <w:rFonts w:ascii="Consolas" w:eastAsiaTheme="minorHAnsi" w:hAnsi="Consolas" w:cs="Consolas" w:hint="eastAsia"/>
-          <w:sz w:val="24"/>
-          <w:szCs w:val="24"/>
-        </w:rPr>
-        <w:t>번</w:t>
-      </w:r>
-      <w:r>
-        <w:rPr>
-          <w:rFonts w:ascii="Consolas" w:eastAsiaTheme="minorHAnsi" w:hAnsi="Consolas" w:cs="Consolas" w:hint="eastAsia"/>
-          <w:sz w:val="24"/>
-          <w:szCs w:val="24"/>
-        </w:rPr>
-        <w:t xml:space="preserve"> </w:t>
-      </w:r>
-      <w:r>
-        <w:rPr>
-          <w:rFonts w:ascii="Consolas" w:eastAsiaTheme="minorHAnsi" w:hAnsi="Consolas" w:cs="Consolas" w:hint="eastAsia"/>
-          <w:sz w:val="24"/>
-          <w:szCs w:val="24"/>
-        </w:rPr>
-        <w:t>곱한</w:t>
-      </w:r>
-      <w:r>
-        <w:rPr>
-          <w:rFonts w:ascii="Consolas" w:eastAsiaTheme="minorHAnsi" w:hAnsi="Consolas" w:cs="Consolas" w:hint="eastAsia"/>
-          <w:sz w:val="24"/>
-          <w:szCs w:val="24"/>
-        </w:rPr>
-        <w:t xml:space="preserve"> 5 </w:t>
-      </w:r>
-      <w:r>
-        <w:rPr>
-          <w:rFonts w:ascii="Consolas" w:eastAsiaTheme="minorHAnsi" w:hAnsi="Consolas" w:cs="Consolas" w:hint="eastAsia"/>
-          <w:sz w:val="24"/>
-          <w:szCs w:val="24"/>
-        </w:rPr>
-        <w:t>×</w:t>
-      </w:r>
-      <w:r>
-        <w:rPr>
-          <w:rFonts w:ascii="Consolas" w:eastAsiaTheme="minorHAnsi" w:hAnsi="Consolas" w:cs="Consolas" w:hint="eastAsia"/>
-          <w:sz w:val="24"/>
-          <w:szCs w:val="24"/>
-        </w:rPr>
-        <w:t xml:space="preserve"> 5</w:t>
-      </w:r>
-      <w:r>
-        <w:rPr>
-          <w:rFonts w:ascii="Consolas" w:eastAsiaTheme="minorHAnsi" w:hAnsi="Consolas" w:cs="Consolas" w:hint="eastAsia"/>
-          <w:sz w:val="24"/>
-          <w:szCs w:val="24"/>
-        </w:rPr>
-        <w:t>와</w:t>
-      </w:r>
-      <w:r>
-        <w:rPr>
-          <w:rFonts w:ascii="Consolas" w:eastAsiaTheme="minorHAnsi" w:hAnsi="Consolas" w:cs="Consolas" w:hint="eastAsia"/>
-          <w:sz w:val="24"/>
-          <w:szCs w:val="24"/>
-        </w:rPr>
-        <w:t xml:space="preserve"> </w:t>
-      </w:r>
-      <w:r>
-        <w:rPr>
-          <w:rFonts w:ascii="Consolas" w:eastAsiaTheme="minorHAnsi" w:hAnsi="Consolas" w:cs="Consolas" w:hint="eastAsia"/>
-          <w:sz w:val="24"/>
-          <w:szCs w:val="24"/>
-        </w:rPr>
-        <w:t>같으므로</w:t>
-      </w:r>
-      <w:r>
-        <w:rPr>
-          <w:rFonts w:ascii="Consolas" w:eastAsiaTheme="minorHAnsi" w:hAnsi="Consolas" w:cs="Consolas" w:hint="eastAsia"/>
-          <w:sz w:val="24"/>
-          <w:szCs w:val="24"/>
-        </w:rPr>
-        <w:t xml:space="preserve"> </w:t>
-      </w:r>
-      <w:r>
-        <w:rPr>
-          <w:rFonts w:ascii="Consolas" w:eastAsiaTheme="minorHAnsi" w:hAnsi="Consolas" w:cs="Consolas" w:hint="eastAsia"/>
-          <w:sz w:val="24"/>
-          <w:szCs w:val="24"/>
-        </w:rPr>
-        <w:t>제곱수이다</w:t>
+        <w:ind w:leftChars="182" w:left="400"/>
+        <w:rPr>
+          <w:rFonts w:ascii="Consolas" w:eastAsiaTheme="minorHAnsi" w:hAnsi="Consolas" w:cs="Consolas" w:hint="eastAsia"/>
+          <w:sz w:val="24"/>
+          <w:szCs w:val="24"/>
+        </w:rPr>
+      </w:pPr>
+      <w:r>
+        <w:rPr>
+          <w:rFonts w:ascii="Consolas" w:eastAsiaTheme="minorHAnsi" w:hAnsi="Consolas" w:cs="Consolas" w:hint="eastAsia"/>
+          <w:sz w:val="24"/>
+          <w:szCs w:val="24"/>
+        </w:rPr>
+        <w:t>네</w:t>
+      </w:r>
+      <w:r>
+        <w:rPr>
+          <w:rFonts w:ascii="Consolas" w:eastAsiaTheme="minorHAnsi" w:hAnsi="Consolas" w:cs="Consolas" w:hint="eastAsia"/>
+          <w:sz w:val="24"/>
+          <w:szCs w:val="24"/>
+        </w:rPr>
+        <w:t xml:space="preserve"> </w:t>
+      </w:r>
+      <w:r>
+        <w:rPr>
+          <w:rFonts w:ascii="Consolas" w:eastAsiaTheme="minorHAnsi" w:hAnsi="Consolas" w:cs="Consolas" w:hint="eastAsia"/>
+          <w:sz w:val="24"/>
+          <w:szCs w:val="24"/>
+        </w:rPr>
+        <w:t>로봇</w:t>
+      </w:r>
+      <w:r>
+        <w:rPr>
+          <w:rFonts w:ascii="Consolas" w:eastAsiaTheme="minorHAnsi" w:hAnsi="Consolas" w:cs="Consolas" w:hint="eastAsia"/>
+          <w:sz w:val="24"/>
+          <w:szCs w:val="24"/>
+        </w:rPr>
+        <w:t xml:space="preserve"> A, B, C, D</w:t>
+      </w:r>
+      <w:r>
+        <w:rPr>
+          <w:rFonts w:ascii="Consolas" w:eastAsiaTheme="minorHAnsi" w:hAnsi="Consolas" w:cs="Consolas" w:hint="eastAsia"/>
+          <w:sz w:val="24"/>
+          <w:szCs w:val="24"/>
+        </w:rPr>
+        <w:t>가</w:t>
+      </w:r>
+      <w:r>
+        <w:rPr>
+          <w:rFonts w:ascii="Consolas" w:eastAsiaTheme="minorHAnsi" w:hAnsi="Consolas" w:cs="Consolas" w:hint="eastAsia"/>
+          <w:sz w:val="24"/>
+          <w:szCs w:val="24"/>
+        </w:rPr>
+        <w:t xml:space="preserve"> 50</w:t>
+      </w:r>
+      <w:r>
+        <w:rPr>
+          <w:rFonts w:ascii="Consolas" w:eastAsiaTheme="minorHAnsi" w:hAnsi="Consolas" w:cs="Consolas" w:hint="eastAsia"/>
+          <w:sz w:val="24"/>
+          <w:szCs w:val="24"/>
+        </w:rPr>
+        <w:t>미터</w:t>
+      </w:r>
+      <w:r>
+        <w:rPr>
+          <w:rFonts w:ascii="Consolas" w:eastAsiaTheme="minorHAnsi" w:hAnsi="Consolas" w:cs="Consolas" w:hint="eastAsia"/>
+          <w:sz w:val="24"/>
+          <w:szCs w:val="24"/>
+        </w:rPr>
+        <w:t xml:space="preserve"> </w:t>
+      </w:r>
+      <w:r>
+        <w:rPr>
+          <w:rFonts w:ascii="Consolas" w:eastAsiaTheme="minorHAnsi" w:hAnsi="Consolas" w:cs="Consolas" w:hint="eastAsia"/>
+          <w:sz w:val="24"/>
+          <w:szCs w:val="24"/>
+        </w:rPr>
+        <w:t>달리기</w:t>
+      </w:r>
+      <w:r>
+        <w:rPr>
+          <w:rFonts w:ascii="Consolas" w:eastAsiaTheme="minorHAnsi" w:hAnsi="Consolas" w:cs="Consolas" w:hint="eastAsia"/>
+          <w:sz w:val="24"/>
+          <w:szCs w:val="24"/>
+        </w:rPr>
+        <w:t xml:space="preserve"> </w:t>
+      </w:r>
+      <w:r>
+        <w:rPr>
+          <w:rFonts w:ascii="Consolas" w:eastAsiaTheme="minorHAnsi" w:hAnsi="Consolas" w:cs="Consolas" w:hint="eastAsia"/>
+          <w:sz w:val="24"/>
+          <w:szCs w:val="24"/>
+        </w:rPr>
+        <w:t>시합을</w:t>
+      </w:r>
+      <w:r>
+        <w:rPr>
+          <w:rFonts w:ascii="Consolas" w:eastAsiaTheme="minorHAnsi" w:hAnsi="Consolas" w:cs="Consolas" w:hint="eastAsia"/>
+          <w:sz w:val="24"/>
+          <w:szCs w:val="24"/>
+        </w:rPr>
+        <w:t xml:space="preserve"> </w:t>
+      </w:r>
+      <w:r>
+        <w:rPr>
+          <w:rFonts w:ascii="Consolas" w:eastAsiaTheme="minorHAnsi" w:hAnsi="Consolas" w:cs="Consolas" w:hint="eastAsia"/>
+          <w:sz w:val="24"/>
+          <w:szCs w:val="24"/>
+        </w:rPr>
+        <w:t>한다</w:t>
       </w:r>
       <w:r>
         <w:rPr>
@@ -19981,263 +19725,183 @@
           <w:sz w:val="24"/>
           <w:szCs w:val="24"/>
         </w:rPr>
-        <w:t>또한</w:t>
-      </w:r>
-      <w:r>
-        <w:rPr>
-          <w:rFonts w:ascii="Consolas" w:eastAsiaTheme="minorHAnsi" w:hAnsi="Consolas" w:cs="Consolas" w:hint="eastAsia"/>
-          <w:sz w:val="24"/>
-          <w:szCs w:val="24"/>
-        </w:rPr>
-        <w:t>, 196</w:t>
-      </w:r>
-      <w:r>
-        <w:rPr>
-          <w:rFonts w:ascii="Consolas" w:eastAsiaTheme="minorHAnsi" w:hAnsi="Consolas" w:cs="Consolas" w:hint="eastAsia"/>
-          <w:sz w:val="24"/>
-          <w:szCs w:val="24"/>
-        </w:rPr>
-        <w:t>은</w:t>
-      </w:r>
-      <w:r>
-        <w:rPr>
-          <w:rFonts w:ascii="Consolas" w:eastAsiaTheme="minorHAnsi" w:hAnsi="Consolas" w:cs="Consolas" w:hint="eastAsia"/>
-          <w:sz w:val="24"/>
-          <w:szCs w:val="24"/>
-        </w:rPr>
-        <w:t xml:space="preserve"> </w:t>
-      </w:r>
-      <w:r>
-        <w:rPr>
-          <w:rFonts w:ascii="Consolas" w:eastAsiaTheme="minorHAnsi" w:hAnsi="Consolas" w:cs="Consolas" w:hint="eastAsia"/>
-          <w:sz w:val="24"/>
-          <w:szCs w:val="24"/>
-        </w:rPr>
-        <w:t>같은</w:t>
-      </w:r>
-      <w:r>
-        <w:rPr>
-          <w:rFonts w:ascii="Consolas" w:eastAsiaTheme="minorHAnsi" w:hAnsi="Consolas" w:cs="Consolas" w:hint="eastAsia"/>
-          <w:sz w:val="24"/>
-          <w:szCs w:val="24"/>
-        </w:rPr>
-        <w:t xml:space="preserve"> </w:t>
-      </w:r>
-      <w:r>
-        <w:rPr>
-          <w:rFonts w:ascii="Consolas" w:eastAsiaTheme="minorHAnsi" w:hAnsi="Consolas" w:cs="Consolas" w:hint="eastAsia"/>
-          <w:sz w:val="24"/>
-          <w:szCs w:val="24"/>
-        </w:rPr>
-        <w:t>자연수인</w:t>
-      </w:r>
-      <w:r>
-        <w:rPr>
-          <w:rFonts w:ascii="Consolas" w:eastAsiaTheme="minorHAnsi" w:hAnsi="Consolas" w:cs="Consolas" w:hint="eastAsia"/>
-          <w:sz w:val="24"/>
-          <w:szCs w:val="24"/>
-        </w:rPr>
-        <w:t xml:space="preserve"> 14</w:t>
-      </w:r>
-      <w:r>
-        <w:rPr>
-          <w:rFonts w:ascii="Consolas" w:eastAsiaTheme="minorHAnsi" w:hAnsi="Consolas" w:cs="Consolas" w:hint="eastAsia"/>
-          <w:sz w:val="24"/>
-          <w:szCs w:val="24"/>
-        </w:rPr>
-        <w:t>를</w:t>
-      </w:r>
-      <w:r>
-        <w:rPr>
-          <w:rFonts w:ascii="Consolas" w:eastAsiaTheme="minorHAnsi" w:hAnsi="Consolas" w:cs="Consolas" w:hint="eastAsia"/>
-          <w:sz w:val="24"/>
-          <w:szCs w:val="24"/>
-        </w:rPr>
-        <w:t xml:space="preserve"> </w:t>
-      </w:r>
-      <w:r>
-        <w:rPr>
-          <w:rFonts w:ascii="Consolas" w:eastAsiaTheme="minorHAnsi" w:hAnsi="Consolas" w:cs="Consolas" w:hint="eastAsia"/>
-          <w:sz w:val="24"/>
-          <w:szCs w:val="24"/>
-        </w:rPr>
-        <w:t>두</w:t>
-      </w:r>
-      <w:r>
-        <w:rPr>
-          <w:rFonts w:ascii="Consolas" w:eastAsiaTheme="minorHAnsi" w:hAnsi="Consolas" w:cs="Consolas" w:hint="eastAsia"/>
-          <w:sz w:val="24"/>
-          <w:szCs w:val="24"/>
-        </w:rPr>
-        <w:t xml:space="preserve"> </w:t>
-      </w:r>
-      <w:r>
-        <w:rPr>
-          <w:rFonts w:ascii="Consolas" w:eastAsiaTheme="minorHAnsi" w:hAnsi="Consolas" w:cs="Consolas" w:hint="eastAsia"/>
-          <w:sz w:val="24"/>
-          <w:szCs w:val="24"/>
-        </w:rPr>
-        <w:t>번</w:t>
-      </w:r>
-      <w:r>
-        <w:rPr>
-          <w:rFonts w:ascii="Consolas" w:eastAsiaTheme="minorHAnsi" w:hAnsi="Consolas" w:cs="Consolas" w:hint="eastAsia"/>
-          <w:sz w:val="24"/>
-          <w:szCs w:val="24"/>
-        </w:rPr>
-        <w:t xml:space="preserve"> </w:t>
-      </w:r>
-      <w:r>
-        <w:rPr>
-          <w:rFonts w:ascii="Consolas" w:eastAsiaTheme="minorHAnsi" w:hAnsi="Consolas" w:cs="Consolas" w:hint="eastAsia"/>
-          <w:sz w:val="24"/>
-          <w:szCs w:val="24"/>
-        </w:rPr>
-        <w:t>곱한</w:t>
-      </w:r>
-      <w:r>
-        <w:rPr>
-          <w:rFonts w:ascii="Consolas" w:eastAsiaTheme="minorHAnsi" w:hAnsi="Consolas" w:cs="Consolas" w:hint="eastAsia"/>
-          <w:sz w:val="24"/>
-          <w:szCs w:val="24"/>
-        </w:rPr>
-        <w:t xml:space="preserve"> 14 </w:t>
-      </w:r>
-      <w:r>
-        <w:rPr>
-          <w:rFonts w:ascii="Consolas" w:eastAsiaTheme="minorHAnsi" w:hAnsi="Consolas" w:cs="Consolas" w:hint="eastAsia"/>
-          <w:sz w:val="24"/>
-          <w:szCs w:val="24"/>
-        </w:rPr>
-        <w:t>×</w:t>
-      </w:r>
-      <w:r>
-        <w:rPr>
-          <w:rFonts w:ascii="Consolas" w:eastAsiaTheme="minorHAnsi" w:hAnsi="Consolas" w:cs="Consolas" w:hint="eastAsia"/>
-          <w:sz w:val="24"/>
-          <w:szCs w:val="24"/>
-        </w:rPr>
-        <w:t xml:space="preserve"> 14</w:t>
-      </w:r>
-      <w:r>
-        <w:rPr>
-          <w:rFonts w:ascii="Consolas" w:eastAsiaTheme="minorHAnsi" w:hAnsi="Consolas" w:cs="Consolas" w:hint="eastAsia"/>
-          <w:sz w:val="24"/>
-          <w:szCs w:val="24"/>
-        </w:rPr>
-        <w:t>와</w:t>
-      </w:r>
-      <w:r>
-        <w:rPr>
-          <w:rFonts w:ascii="Consolas" w:eastAsiaTheme="minorHAnsi" w:hAnsi="Consolas" w:cs="Consolas" w:hint="eastAsia"/>
-          <w:sz w:val="24"/>
-          <w:szCs w:val="24"/>
-        </w:rPr>
-        <w:t xml:space="preserve"> </w:t>
-      </w:r>
-      <w:r>
-        <w:rPr>
-          <w:rFonts w:ascii="Consolas" w:eastAsiaTheme="minorHAnsi" w:hAnsi="Consolas" w:cs="Consolas" w:hint="eastAsia"/>
-          <w:sz w:val="24"/>
-          <w:szCs w:val="24"/>
-        </w:rPr>
-        <w:t>같으므로</w:t>
-      </w:r>
-      <w:r>
-        <w:rPr>
-          <w:rFonts w:ascii="Consolas" w:eastAsiaTheme="minorHAnsi" w:hAnsi="Consolas" w:cs="Consolas" w:hint="eastAsia"/>
-          <w:sz w:val="24"/>
-          <w:szCs w:val="24"/>
-        </w:rPr>
-        <w:t xml:space="preserve"> </w:t>
-      </w:r>
-      <w:r>
-        <w:rPr>
-          <w:rFonts w:ascii="Consolas" w:eastAsiaTheme="minorHAnsi" w:hAnsi="Consolas" w:cs="Consolas" w:hint="eastAsia"/>
-          <w:sz w:val="24"/>
-          <w:szCs w:val="24"/>
-        </w:rPr>
-        <w:t>제곱수이다</w:t>
-      </w:r>
-      <w:r>
-        <w:rPr>
-          <w:rFonts w:ascii="Consolas" w:eastAsiaTheme="minorHAnsi" w:hAnsi="Consolas" w:cs="Consolas" w:hint="eastAsia"/>
-          <w:sz w:val="24"/>
-          <w:szCs w:val="24"/>
-        </w:rPr>
-        <w:t xml:space="preserve">. </w:t>
-      </w:r>
-      <w:r>
-        <w:rPr>
-          <w:rFonts w:ascii="Consolas" w:eastAsiaTheme="minorHAnsi" w:hAnsi="Consolas" w:cs="Consolas" w:hint="eastAsia"/>
-          <w:sz w:val="24"/>
-          <w:szCs w:val="24"/>
-        </w:rPr>
-        <w:t>하지만</w:t>
-      </w:r>
-      <w:r>
-        <w:rPr>
-          <w:rFonts w:ascii="Consolas" w:eastAsiaTheme="minorHAnsi" w:hAnsi="Consolas" w:cs="Consolas" w:hint="eastAsia"/>
-          <w:sz w:val="24"/>
-          <w:szCs w:val="24"/>
-        </w:rPr>
-        <w:t>, 123</w:t>
-      </w:r>
-      <w:r>
-        <w:rPr>
-          <w:rFonts w:ascii="Consolas" w:eastAsiaTheme="minorHAnsi" w:hAnsi="Consolas" w:cs="Consolas" w:hint="eastAsia"/>
-          <w:sz w:val="24"/>
-          <w:szCs w:val="24"/>
-        </w:rPr>
-        <w:t>이나</w:t>
-      </w:r>
-      <w:r>
-        <w:rPr>
-          <w:rFonts w:ascii="Consolas" w:eastAsiaTheme="minorHAnsi" w:hAnsi="Consolas" w:cs="Consolas" w:hint="eastAsia"/>
-          <w:sz w:val="24"/>
-          <w:szCs w:val="24"/>
-        </w:rPr>
-        <w:t xml:space="preserve"> 997</w:t>
-      </w:r>
-      <w:r>
-        <w:rPr>
-          <w:rFonts w:ascii="Consolas" w:eastAsiaTheme="minorHAnsi" w:hAnsi="Consolas" w:cs="Consolas" w:hint="eastAsia"/>
-          <w:sz w:val="24"/>
-          <w:szCs w:val="24"/>
-        </w:rPr>
-        <w:t>은</w:t>
-      </w:r>
-      <w:r>
-        <w:rPr>
-          <w:rFonts w:ascii="Consolas" w:eastAsiaTheme="minorHAnsi" w:hAnsi="Consolas" w:cs="Consolas" w:hint="eastAsia"/>
-          <w:sz w:val="24"/>
-          <w:szCs w:val="24"/>
-        </w:rPr>
-        <w:t xml:space="preserve"> </w:t>
-      </w:r>
-      <w:r>
-        <w:rPr>
-          <w:rFonts w:ascii="Consolas" w:eastAsiaTheme="minorHAnsi" w:hAnsi="Consolas" w:cs="Consolas" w:hint="eastAsia"/>
-          <w:sz w:val="24"/>
-          <w:szCs w:val="24"/>
-        </w:rPr>
-        <w:t>제곱수가</w:t>
-      </w:r>
-      <w:r>
-        <w:rPr>
-          <w:rFonts w:ascii="Consolas" w:eastAsiaTheme="minorHAnsi" w:hAnsi="Consolas" w:cs="Consolas" w:hint="eastAsia"/>
-          <w:sz w:val="24"/>
-          <w:szCs w:val="24"/>
-        </w:rPr>
-        <w:t xml:space="preserve"> </w:t>
-      </w:r>
-      <w:r>
-        <w:rPr>
-          <w:rFonts w:ascii="Consolas" w:eastAsiaTheme="minorHAnsi" w:hAnsi="Consolas" w:cs="Consolas" w:hint="eastAsia"/>
-          <w:sz w:val="24"/>
-          <w:szCs w:val="24"/>
-        </w:rPr>
-        <w:t>아니다</w:t>
+        <w:t>네</w:t>
+      </w:r>
+      <w:r>
+        <w:rPr>
+          <w:rFonts w:ascii="Consolas" w:eastAsiaTheme="minorHAnsi" w:hAnsi="Consolas" w:cs="Consolas" w:hint="eastAsia"/>
+          <w:sz w:val="24"/>
+          <w:szCs w:val="24"/>
+        </w:rPr>
+        <w:t xml:space="preserve"> </w:t>
+      </w:r>
+      <w:r>
+        <w:rPr>
+          <w:rFonts w:ascii="Consolas" w:eastAsiaTheme="minorHAnsi" w:hAnsi="Consolas" w:cs="Consolas" w:hint="eastAsia"/>
+          <w:sz w:val="24"/>
+          <w:szCs w:val="24"/>
+        </w:rPr>
+        <w:t>로봇은</w:t>
+      </w:r>
+      <w:r>
+        <w:rPr>
+          <w:rFonts w:ascii="Consolas" w:eastAsiaTheme="minorHAnsi" w:hAnsi="Consolas" w:cs="Consolas" w:hint="eastAsia"/>
+          <w:sz w:val="24"/>
+          <w:szCs w:val="24"/>
+        </w:rPr>
+        <w:t xml:space="preserve"> </w:t>
+      </w:r>
+      <w:r>
+        <w:rPr>
+          <w:rFonts w:ascii="Consolas" w:eastAsiaTheme="minorHAnsi" w:hAnsi="Consolas" w:cs="Consolas" w:hint="eastAsia"/>
+          <w:sz w:val="24"/>
+          <w:szCs w:val="24"/>
+        </w:rPr>
+        <w:t>각각</w:t>
+      </w:r>
+      <w:r>
+        <w:rPr>
+          <w:rFonts w:ascii="Consolas" w:eastAsiaTheme="minorHAnsi" w:hAnsi="Consolas" w:cs="Consolas" w:hint="eastAsia"/>
+          <w:sz w:val="24"/>
+          <w:szCs w:val="24"/>
+        </w:rPr>
+        <w:t xml:space="preserve"> </w:t>
+      </w:r>
+      <w:r>
+        <w:rPr>
+          <w:rFonts w:ascii="Consolas" w:eastAsiaTheme="minorHAnsi" w:hAnsi="Consolas" w:cs="Consolas" w:hint="eastAsia"/>
+          <w:sz w:val="24"/>
+          <w:szCs w:val="24"/>
+        </w:rPr>
+        <w:t>자신의</w:t>
+      </w:r>
+      <w:r>
+        <w:rPr>
+          <w:rFonts w:ascii="Consolas" w:eastAsiaTheme="minorHAnsi" w:hAnsi="Consolas" w:cs="Consolas" w:hint="eastAsia"/>
+          <w:sz w:val="24"/>
+          <w:szCs w:val="24"/>
+        </w:rPr>
+        <w:t xml:space="preserve"> </w:t>
+      </w:r>
+      <w:r>
+        <w:rPr>
+          <w:rFonts w:ascii="Consolas" w:eastAsiaTheme="minorHAnsi" w:hAnsi="Consolas" w:cs="Consolas" w:hint="eastAsia"/>
+          <w:sz w:val="24"/>
+          <w:szCs w:val="24"/>
+        </w:rPr>
+        <w:t>직선</w:t>
+      </w:r>
+      <w:r>
+        <w:rPr>
+          <w:rFonts w:ascii="Consolas" w:eastAsiaTheme="minorHAnsi" w:hAnsi="Consolas" w:cs="Consolas" w:hint="eastAsia"/>
+          <w:sz w:val="24"/>
+          <w:szCs w:val="24"/>
+        </w:rPr>
+        <w:t xml:space="preserve"> </w:t>
+      </w:r>
+      <w:r>
+        <w:rPr>
+          <w:rFonts w:ascii="Consolas" w:eastAsiaTheme="minorHAnsi" w:hAnsi="Consolas" w:cs="Consolas" w:hint="eastAsia"/>
+          <w:sz w:val="24"/>
+          <w:szCs w:val="24"/>
+        </w:rPr>
+        <w:t>주로를</w:t>
+      </w:r>
+      <w:r>
+        <w:rPr>
+          <w:rFonts w:ascii="Consolas" w:eastAsiaTheme="minorHAnsi" w:hAnsi="Consolas" w:cs="Consolas" w:hint="eastAsia"/>
+          <w:sz w:val="24"/>
+          <w:szCs w:val="24"/>
+        </w:rPr>
+        <w:t xml:space="preserve"> </w:t>
+      </w:r>
+      <w:r>
+        <w:rPr>
+          <w:rFonts w:ascii="Consolas" w:eastAsiaTheme="minorHAnsi" w:hAnsi="Consolas" w:cs="Consolas" w:hint="eastAsia"/>
+          <w:sz w:val="24"/>
+          <w:szCs w:val="24"/>
+        </w:rPr>
+        <w:t>따라</w:t>
+      </w:r>
+      <w:r>
+        <w:rPr>
+          <w:rFonts w:ascii="Consolas" w:eastAsiaTheme="minorHAnsi" w:hAnsi="Consolas" w:cs="Consolas" w:hint="eastAsia"/>
+          <w:sz w:val="24"/>
+          <w:szCs w:val="24"/>
+        </w:rPr>
+        <w:t xml:space="preserve"> </w:t>
+      </w:r>
+      <w:r>
+        <w:rPr>
+          <w:rFonts w:ascii="Consolas" w:eastAsiaTheme="minorHAnsi" w:hAnsi="Consolas" w:cs="Consolas" w:hint="eastAsia"/>
+          <w:sz w:val="24"/>
+          <w:szCs w:val="24"/>
+        </w:rPr>
+        <w:t>처음부터</w:t>
+      </w:r>
+      <w:r>
+        <w:rPr>
+          <w:rFonts w:ascii="Consolas" w:eastAsiaTheme="minorHAnsi" w:hAnsi="Consolas" w:cs="Consolas" w:hint="eastAsia"/>
+          <w:sz w:val="24"/>
+          <w:szCs w:val="24"/>
+        </w:rPr>
+        <w:t xml:space="preserve"> </w:t>
+      </w:r>
+      <w:r>
+        <w:rPr>
+          <w:rFonts w:ascii="Consolas" w:eastAsiaTheme="minorHAnsi" w:hAnsi="Consolas" w:cs="Consolas" w:hint="eastAsia"/>
+          <w:sz w:val="24"/>
+          <w:szCs w:val="24"/>
+        </w:rPr>
+        <w:t>끝까지</w:t>
+      </w:r>
+      <w:r>
+        <w:rPr>
+          <w:rFonts w:ascii="Consolas" w:eastAsiaTheme="minorHAnsi" w:hAnsi="Consolas" w:cs="Consolas" w:hint="eastAsia"/>
+          <w:sz w:val="24"/>
+          <w:szCs w:val="24"/>
+        </w:rPr>
+        <w:t xml:space="preserve"> </w:t>
+      </w:r>
+      <w:r>
+        <w:rPr>
+          <w:rFonts w:ascii="Consolas" w:eastAsiaTheme="minorHAnsi" w:hAnsi="Consolas" w:cs="Consolas" w:hint="eastAsia"/>
+          <w:sz w:val="24"/>
+          <w:szCs w:val="24"/>
+        </w:rPr>
+        <w:t>일정한</w:t>
+      </w:r>
+      <w:r>
+        <w:rPr>
+          <w:rFonts w:ascii="Consolas" w:eastAsiaTheme="minorHAnsi" w:hAnsi="Consolas" w:cs="Consolas" w:hint="eastAsia"/>
+          <w:sz w:val="24"/>
+          <w:szCs w:val="24"/>
+        </w:rPr>
+        <w:t xml:space="preserve"> </w:t>
+      </w:r>
+      <w:r>
+        <w:rPr>
+          <w:rFonts w:ascii="Consolas" w:eastAsiaTheme="minorHAnsi" w:hAnsi="Consolas" w:cs="Consolas" w:hint="eastAsia"/>
+          <w:sz w:val="24"/>
+          <w:szCs w:val="24"/>
+        </w:rPr>
+        <w:t>속력으로</w:t>
+      </w:r>
+      <w:r>
+        <w:rPr>
+          <w:rFonts w:ascii="Consolas" w:eastAsiaTheme="minorHAnsi" w:hAnsi="Consolas" w:cs="Consolas" w:hint="eastAsia"/>
+          <w:sz w:val="24"/>
+          <w:szCs w:val="24"/>
+        </w:rPr>
+        <w:t xml:space="preserve"> </w:t>
+      </w:r>
+      <w:r>
+        <w:rPr>
+          <w:rFonts w:ascii="Consolas" w:eastAsiaTheme="minorHAnsi" w:hAnsi="Consolas" w:cs="Consolas" w:hint="eastAsia"/>
+          <w:sz w:val="24"/>
+          <w:szCs w:val="24"/>
+        </w:rPr>
+        <w:t>달린다</w:t>
       </w:r>
       <w:r>
         <w:rPr>
@@ -20251,13 +19915,157 @@
     <w:p>
       <w:pPr>
         <w:pStyle w:val="a7"/>
-        <w:ind w:leftChars="0" w:left="400"/>
-        <w:rPr>
-          <w:rFonts w:ascii="Consolas" w:eastAsiaTheme="minorHAnsi" w:hAnsi="Consolas" w:cs="Consolas"/>
-          <w:sz w:val="24"/>
-          <w:szCs w:val="24"/>
-        </w:rPr>
-      </w:pPr>
+        <w:ind w:leftChars="182" w:left="400"/>
+        <w:rPr>
+          <w:rFonts w:ascii="Consolas" w:eastAsiaTheme="minorHAnsi" w:hAnsi="Consolas" w:cs="Consolas" w:hint="eastAsia"/>
+          <w:sz w:val="24"/>
+          <w:szCs w:val="24"/>
+        </w:rPr>
+      </w:pPr>
+      <w:r>
+        <w:rPr>
+          <w:rFonts w:ascii="Consolas" w:eastAsiaTheme="minorHAnsi" w:hAnsi="Consolas" w:cs="Consolas" w:hint="eastAsia"/>
+          <w:sz w:val="24"/>
+          <w:szCs w:val="24"/>
+        </w:rPr>
+        <w:t>달리기</w:t>
+      </w:r>
+      <w:r>
+        <w:rPr>
+          <w:rFonts w:ascii="Consolas" w:eastAsiaTheme="minorHAnsi" w:hAnsi="Consolas" w:cs="Consolas" w:hint="eastAsia"/>
+          <w:sz w:val="24"/>
+          <w:szCs w:val="24"/>
+        </w:rPr>
+        <w:t xml:space="preserve"> </w:t>
+      </w:r>
+      <w:r>
+        <w:rPr>
+          <w:rFonts w:ascii="Consolas" w:eastAsiaTheme="minorHAnsi" w:hAnsi="Consolas" w:cs="Consolas" w:hint="eastAsia"/>
+          <w:sz w:val="24"/>
+          <w:szCs w:val="24"/>
+        </w:rPr>
+        <w:t>시합</w:t>
+      </w:r>
+      <w:r>
+        <w:rPr>
+          <w:rFonts w:ascii="Consolas" w:eastAsiaTheme="minorHAnsi" w:hAnsi="Consolas" w:cs="Consolas" w:hint="eastAsia"/>
+          <w:sz w:val="24"/>
+          <w:szCs w:val="24"/>
+        </w:rPr>
+        <w:t xml:space="preserve"> </w:t>
+      </w:r>
+      <w:r>
+        <w:rPr>
+          <w:rFonts w:ascii="Consolas" w:eastAsiaTheme="minorHAnsi" w:hAnsi="Consolas" w:cs="Consolas" w:hint="eastAsia"/>
+          <w:sz w:val="24"/>
+          <w:szCs w:val="24"/>
+        </w:rPr>
+        <w:t>결과</w:t>
+      </w:r>
+      <w:r>
+        <w:rPr>
+          <w:rFonts w:ascii="Consolas" w:eastAsiaTheme="minorHAnsi" w:hAnsi="Consolas" w:cs="Consolas" w:hint="eastAsia"/>
+          <w:sz w:val="24"/>
+          <w:szCs w:val="24"/>
+        </w:rPr>
+        <w:t xml:space="preserve">, </w:t>
+      </w:r>
+      <w:r>
+        <w:rPr>
+          <w:rFonts w:ascii="Consolas" w:eastAsiaTheme="minorHAnsi" w:hAnsi="Consolas" w:cs="Consolas" w:hint="eastAsia"/>
+          <w:sz w:val="24"/>
+          <w:szCs w:val="24"/>
+        </w:rPr>
+        <w:t>아래와</w:t>
+      </w:r>
+      <w:r>
+        <w:rPr>
+          <w:rFonts w:ascii="Consolas" w:eastAsiaTheme="minorHAnsi" w:hAnsi="Consolas" w:cs="Consolas" w:hint="eastAsia"/>
+          <w:sz w:val="24"/>
+          <w:szCs w:val="24"/>
+        </w:rPr>
+        <w:t xml:space="preserve"> </w:t>
+      </w:r>
+      <w:r>
+        <w:rPr>
+          <w:rFonts w:ascii="Consolas" w:eastAsiaTheme="minorHAnsi" w:hAnsi="Consolas" w:cs="Consolas" w:hint="eastAsia"/>
+          <w:sz w:val="24"/>
+          <w:szCs w:val="24"/>
+        </w:rPr>
+        <w:t>같은</w:t>
+      </w:r>
+      <w:r>
+        <w:rPr>
+          <w:rFonts w:ascii="Consolas" w:eastAsiaTheme="minorHAnsi" w:hAnsi="Consolas" w:cs="Consolas" w:hint="eastAsia"/>
+          <w:sz w:val="24"/>
+          <w:szCs w:val="24"/>
+        </w:rPr>
+        <w:t xml:space="preserve"> </w:t>
+      </w:r>
+      <w:r>
+        <w:rPr>
+          <w:rFonts w:ascii="Consolas" w:eastAsiaTheme="minorHAnsi" w:hAnsi="Consolas" w:cs="Consolas" w:hint="eastAsia"/>
+          <w:sz w:val="24"/>
+          <w:szCs w:val="24"/>
+        </w:rPr>
+        <w:t>정보를</w:t>
+      </w:r>
+      <w:r>
+        <w:rPr>
+          <w:rFonts w:ascii="Consolas" w:eastAsiaTheme="minorHAnsi" w:hAnsi="Consolas" w:cs="Consolas" w:hint="eastAsia"/>
+          <w:sz w:val="24"/>
+          <w:szCs w:val="24"/>
+        </w:rPr>
+        <w:t xml:space="preserve"> </w:t>
+      </w:r>
+      <w:r>
+        <w:rPr>
+          <w:rFonts w:ascii="Consolas" w:eastAsiaTheme="minorHAnsi" w:hAnsi="Consolas" w:cs="Consolas" w:hint="eastAsia"/>
+          <w:sz w:val="24"/>
+          <w:szCs w:val="24"/>
+        </w:rPr>
+        <w:t>알</w:t>
+      </w:r>
+      <w:r>
+        <w:rPr>
+          <w:rFonts w:ascii="Consolas" w:eastAsiaTheme="minorHAnsi" w:hAnsi="Consolas" w:cs="Consolas" w:hint="eastAsia"/>
+          <w:sz w:val="24"/>
+          <w:szCs w:val="24"/>
+        </w:rPr>
+        <w:t xml:space="preserve"> </w:t>
+      </w:r>
+      <w:r>
+        <w:rPr>
+          <w:rFonts w:ascii="Consolas" w:eastAsiaTheme="minorHAnsi" w:hAnsi="Consolas" w:cs="Consolas" w:hint="eastAsia"/>
+          <w:sz w:val="24"/>
+          <w:szCs w:val="24"/>
+        </w:rPr>
+        <w:t>수</w:t>
+      </w:r>
+      <w:r>
+        <w:rPr>
+          <w:rFonts w:ascii="Consolas" w:eastAsiaTheme="minorHAnsi" w:hAnsi="Consolas" w:cs="Consolas" w:hint="eastAsia"/>
+          <w:sz w:val="24"/>
+          <w:szCs w:val="24"/>
+        </w:rPr>
+        <w:t xml:space="preserve"> </w:t>
+      </w:r>
+      <w:r>
+        <w:rPr>
+          <w:rFonts w:ascii="Consolas" w:eastAsiaTheme="minorHAnsi" w:hAnsi="Consolas" w:cs="Consolas" w:hint="eastAsia"/>
+          <w:sz w:val="24"/>
+          <w:szCs w:val="24"/>
+        </w:rPr>
+        <w:t>있었다</w:t>
+      </w:r>
+      <w:r>
+        <w:rPr>
+          <w:rFonts w:ascii="Consolas" w:eastAsiaTheme="minorHAnsi" w:hAnsi="Consolas" w:cs="Consolas" w:hint="eastAsia"/>
+          <w:sz w:val="24"/>
+          <w:szCs w:val="24"/>
+        </w:rPr>
+        <w:t>.</w:t>
+      </w:r>
     </w:p>
     <w:p>
       <w:pPr>
@@ -20269,213 +20077,267 @@
           <w:szCs w:val="24"/>
         </w:rPr>
       </w:pPr>
-      <w:r>
-        <w:rPr>
-          <w:rFonts w:ascii="Consolas" w:eastAsiaTheme="minorHAnsi" w:hAnsi="Consolas" w:cs="Consolas" w:hint="eastAsia"/>
-          <w:sz w:val="24"/>
-          <w:szCs w:val="24"/>
-        </w:rPr>
-        <w:t>연도가</w:t>
-      </w:r>
-      <w:r>
-        <w:rPr>
-          <w:rFonts w:ascii="Consolas" w:eastAsiaTheme="minorHAnsi" w:hAnsi="Consolas" w:cs="Consolas" w:hint="eastAsia"/>
-          <w:sz w:val="24"/>
-          <w:szCs w:val="24"/>
-        </w:rPr>
-        <w:t xml:space="preserve"> </w:t>
-      </w:r>
-      <w:r>
-        <w:rPr>
-          <w:rFonts w:ascii="Consolas" w:eastAsiaTheme="minorHAnsi" w:hAnsi="Consolas" w:cs="Consolas" w:hint="eastAsia"/>
-          <w:sz w:val="24"/>
-          <w:szCs w:val="24"/>
-        </w:rPr>
-        <w:t>제곱수인</w:t>
-      </w:r>
-      <w:r>
-        <w:rPr>
-          <w:rFonts w:ascii="Consolas" w:eastAsiaTheme="minorHAnsi" w:hAnsi="Consolas" w:cs="Consolas" w:hint="eastAsia"/>
-          <w:sz w:val="24"/>
-          <w:szCs w:val="24"/>
-        </w:rPr>
-        <w:t xml:space="preserve"> </w:t>
-      </w:r>
-      <w:r>
-        <w:rPr>
-          <w:rFonts w:ascii="Consolas" w:eastAsiaTheme="minorHAnsi" w:hAnsi="Consolas" w:cs="Consolas" w:hint="eastAsia"/>
-          <w:sz w:val="24"/>
-          <w:szCs w:val="24"/>
-        </w:rPr>
-        <w:t>연도를</w:t>
-      </w:r>
-      <w:r>
-        <w:rPr>
-          <w:rFonts w:ascii="Consolas" w:eastAsiaTheme="minorHAnsi" w:hAnsi="Consolas" w:cs="Consolas" w:hint="eastAsia"/>
-          <w:sz w:val="24"/>
-          <w:szCs w:val="24"/>
-        </w:rPr>
-        <w:t xml:space="preserve"> </w:t>
-      </w:r>
-      <w:r>
-        <w:rPr>
-          <w:rFonts w:ascii="Consolas" w:eastAsiaTheme="minorHAnsi" w:hAnsi="Consolas" w:cs="Consolas" w:hint="eastAsia"/>
-          <w:sz w:val="24"/>
-          <w:szCs w:val="24"/>
-        </w:rPr>
-        <w:t>제곱수</w:t>
-      </w:r>
-      <w:r>
-        <w:rPr>
-          <w:rFonts w:ascii="Consolas" w:eastAsiaTheme="minorHAnsi" w:hAnsi="Consolas" w:cs="Consolas" w:hint="eastAsia"/>
-          <w:sz w:val="24"/>
-          <w:szCs w:val="24"/>
-        </w:rPr>
-        <w:t xml:space="preserve"> </w:t>
-      </w:r>
-      <w:proofErr w:type="spellStart"/>
-      <w:r>
-        <w:rPr>
-          <w:rFonts w:ascii="Consolas" w:eastAsiaTheme="minorHAnsi" w:hAnsi="Consolas" w:cs="Consolas" w:hint="eastAsia"/>
-          <w:sz w:val="24"/>
-          <w:szCs w:val="24"/>
-        </w:rPr>
-        <w:t>연도라고</w:t>
-      </w:r>
-      <w:proofErr w:type="spellEnd"/>
-      <w:r>
-        <w:rPr>
-          <w:rFonts w:ascii="Consolas" w:eastAsiaTheme="minorHAnsi" w:hAnsi="Consolas" w:cs="Consolas" w:hint="eastAsia"/>
-          <w:sz w:val="24"/>
-          <w:szCs w:val="24"/>
-        </w:rPr>
-        <w:t xml:space="preserve"> </w:t>
-      </w:r>
-      <w:r>
-        <w:rPr>
-          <w:rFonts w:ascii="Consolas" w:eastAsiaTheme="minorHAnsi" w:hAnsi="Consolas" w:cs="Consolas" w:hint="eastAsia"/>
-          <w:sz w:val="24"/>
-          <w:szCs w:val="24"/>
-        </w:rPr>
-        <w:t>하자</w:t>
-      </w:r>
-      <w:r>
-        <w:rPr>
-          <w:rFonts w:ascii="Consolas" w:eastAsiaTheme="minorHAnsi" w:hAnsi="Consolas" w:cs="Consolas" w:hint="eastAsia"/>
-          <w:sz w:val="24"/>
-          <w:szCs w:val="24"/>
-        </w:rPr>
-        <w:t xml:space="preserve">. </w:t>
-      </w:r>
     </w:p>
     <w:p>
       <w:pPr>
         <w:pStyle w:val="a7"/>
-        <w:ind w:leftChars="182" w:left="400"/>
-        <w:rPr>
-          <w:rFonts w:ascii="Consolas" w:eastAsiaTheme="minorHAnsi" w:hAnsi="Consolas" w:cs="Consolas"/>
-          <w:sz w:val="24"/>
-          <w:szCs w:val="24"/>
-        </w:rPr>
-      </w:pPr>
-      <w:r>
-        <w:rPr>
-          <w:rFonts w:ascii="Consolas" w:eastAsiaTheme="minorHAnsi" w:hAnsi="Consolas" w:cs="Consolas" w:hint="eastAsia"/>
-          <w:sz w:val="24"/>
-          <w:szCs w:val="24"/>
-        </w:rPr>
-        <w:t>예를</w:t>
-      </w:r>
-      <w:r>
-        <w:rPr>
-          <w:rFonts w:ascii="Consolas" w:eastAsiaTheme="minorHAnsi" w:hAnsi="Consolas" w:cs="Consolas" w:hint="eastAsia"/>
-          <w:sz w:val="24"/>
-          <w:szCs w:val="24"/>
-        </w:rPr>
-        <w:t xml:space="preserve"> </w:t>
-      </w:r>
-      <w:r>
-        <w:rPr>
-          <w:rFonts w:ascii="Consolas" w:eastAsiaTheme="minorHAnsi" w:hAnsi="Consolas" w:cs="Consolas" w:hint="eastAsia"/>
-          <w:sz w:val="24"/>
-          <w:szCs w:val="24"/>
-        </w:rPr>
-        <w:t>들어</w:t>
-      </w:r>
-      <w:r>
-        <w:rPr>
-          <w:rFonts w:ascii="Consolas" w:eastAsiaTheme="minorHAnsi" w:hAnsi="Consolas" w:cs="Consolas" w:hint="eastAsia"/>
-          <w:sz w:val="24"/>
-          <w:szCs w:val="24"/>
-        </w:rPr>
-        <w:t>,</w:t>
-      </w:r>
-      <w:r>
-        <w:rPr>
-          <w:rFonts w:ascii="Consolas" w:eastAsiaTheme="minorHAnsi" w:hAnsi="Consolas" w:cs="Consolas"/>
-          <w:sz w:val="24"/>
-          <w:szCs w:val="24"/>
-        </w:rPr>
-        <w:t xml:space="preserve"> </w:t>
-      </w:r>
-      <w:r>
-        <w:rPr>
-          <w:rFonts w:ascii="Consolas" w:eastAsiaTheme="minorHAnsi" w:hAnsi="Consolas" w:cs="Consolas" w:hint="eastAsia"/>
-          <w:sz w:val="24"/>
-          <w:szCs w:val="24"/>
-        </w:rPr>
-        <w:t>2025</w:t>
-      </w:r>
-      <w:r>
-        <w:rPr>
-          <w:rFonts w:ascii="Consolas" w:eastAsiaTheme="minorHAnsi" w:hAnsi="Consolas" w:cs="Consolas" w:hint="eastAsia"/>
-          <w:sz w:val="24"/>
-          <w:szCs w:val="24"/>
-        </w:rPr>
-        <w:t>년으로</w:t>
-      </w:r>
-      <w:r>
-        <w:rPr>
-          <w:rFonts w:ascii="Consolas" w:eastAsiaTheme="minorHAnsi" w:hAnsi="Consolas" w:cs="Consolas"/>
-          <w:sz w:val="24"/>
-          <w:szCs w:val="24"/>
-        </w:rPr>
-        <w:t xml:space="preserve"> </w:t>
-      </w:r>
-      <w:r>
-        <w:rPr>
-          <w:rFonts w:ascii="Consolas" w:eastAsiaTheme="minorHAnsi" w:hAnsi="Consolas" w:cs="Consolas" w:hint="eastAsia"/>
-          <w:sz w:val="24"/>
-          <w:szCs w:val="24"/>
-        </w:rPr>
-        <w:t>가정한다</w:t>
-      </w:r>
-      <w:r>
-        <w:rPr>
-          <w:rFonts w:ascii="Consolas" w:eastAsiaTheme="minorHAnsi" w:hAnsi="Consolas" w:cs="Consolas"/>
-          <w:sz w:val="24"/>
-          <w:szCs w:val="24"/>
-        </w:rPr>
-        <w:t xml:space="preserve">. </w:t>
+        <w:ind w:leftChars="282" w:left="620"/>
+        <w:rPr>
+          <w:rFonts w:ascii="Consolas" w:eastAsiaTheme="minorHAnsi" w:hAnsi="Consolas" w:cs="Consolas" w:hint="eastAsia"/>
+          <w:sz w:val="24"/>
+          <w:szCs w:val="24"/>
+        </w:rPr>
+      </w:pPr>
+      <w:r>
+        <w:rPr>
+          <w:rFonts w:ascii="Consolas" w:eastAsiaTheme="minorHAnsi" w:hAnsi="Consolas" w:cs="Consolas" w:hint="eastAsia"/>
+          <w:sz w:val="24"/>
+          <w:szCs w:val="24"/>
+        </w:rPr>
+        <w:t>A</w:t>
+      </w:r>
+      <w:r>
+        <w:rPr>
+          <w:rFonts w:ascii="Consolas" w:eastAsiaTheme="minorHAnsi" w:hAnsi="Consolas" w:cs="Consolas" w:hint="eastAsia"/>
+          <w:sz w:val="24"/>
+          <w:szCs w:val="24"/>
+        </w:rPr>
+        <w:t>가</w:t>
+      </w:r>
+      <w:r>
+        <w:rPr>
+          <w:rFonts w:ascii="Consolas" w:eastAsiaTheme="minorHAnsi" w:hAnsi="Consolas" w:cs="Consolas" w:hint="eastAsia"/>
+          <w:sz w:val="24"/>
+          <w:szCs w:val="24"/>
+        </w:rPr>
+        <w:t xml:space="preserve"> </w:t>
+      </w:r>
+      <w:r>
+        <w:rPr>
+          <w:rFonts w:ascii="Consolas" w:eastAsiaTheme="minorHAnsi" w:hAnsi="Consolas" w:cs="Consolas" w:hint="eastAsia"/>
+          <w:sz w:val="24"/>
+          <w:szCs w:val="24"/>
+        </w:rPr>
+        <w:t>결승선에</w:t>
+      </w:r>
+      <w:r>
+        <w:rPr>
+          <w:rFonts w:ascii="Consolas" w:eastAsiaTheme="minorHAnsi" w:hAnsi="Consolas" w:cs="Consolas" w:hint="eastAsia"/>
+          <w:sz w:val="24"/>
+          <w:szCs w:val="24"/>
+        </w:rPr>
+        <w:t xml:space="preserve"> </w:t>
+      </w:r>
+      <w:r>
+        <w:rPr>
+          <w:rFonts w:ascii="Consolas" w:eastAsiaTheme="minorHAnsi" w:hAnsi="Consolas" w:cs="Consolas" w:hint="eastAsia"/>
+          <w:sz w:val="24"/>
+          <w:szCs w:val="24"/>
+        </w:rPr>
+        <w:t>도착한</w:t>
+      </w:r>
+      <w:r>
+        <w:rPr>
+          <w:rFonts w:ascii="Consolas" w:eastAsiaTheme="minorHAnsi" w:hAnsi="Consolas" w:cs="Consolas" w:hint="eastAsia"/>
+          <w:sz w:val="24"/>
+          <w:szCs w:val="24"/>
+        </w:rPr>
+        <w:t xml:space="preserve"> </w:t>
+      </w:r>
+      <w:r>
+        <w:rPr>
+          <w:rFonts w:ascii="Consolas" w:eastAsiaTheme="minorHAnsi" w:hAnsi="Consolas" w:cs="Consolas" w:hint="eastAsia"/>
+          <w:sz w:val="24"/>
+          <w:szCs w:val="24"/>
+        </w:rPr>
+        <w:t>순간</w:t>
+      </w:r>
+      <w:r>
+        <w:rPr>
+          <w:rFonts w:ascii="Consolas" w:eastAsiaTheme="minorHAnsi" w:hAnsi="Consolas" w:cs="Consolas" w:hint="eastAsia"/>
+          <w:sz w:val="24"/>
+          <w:szCs w:val="24"/>
+        </w:rPr>
+        <w:t>, B</w:t>
+      </w:r>
+      <w:r>
+        <w:rPr>
+          <w:rFonts w:ascii="Consolas" w:eastAsiaTheme="minorHAnsi" w:hAnsi="Consolas" w:cs="Consolas" w:hint="eastAsia"/>
+          <w:sz w:val="24"/>
+          <w:szCs w:val="24"/>
+        </w:rPr>
+        <w:t>는</w:t>
+      </w:r>
+      <w:r>
+        <w:rPr>
+          <w:rFonts w:ascii="Consolas" w:eastAsiaTheme="minorHAnsi" w:hAnsi="Consolas" w:cs="Consolas" w:hint="eastAsia"/>
+          <w:sz w:val="24"/>
+          <w:szCs w:val="24"/>
+        </w:rPr>
+        <w:t xml:space="preserve"> </w:t>
+      </w:r>
+      <w:r>
+        <w:rPr>
+          <w:rFonts w:ascii="Consolas" w:eastAsiaTheme="minorHAnsi" w:hAnsi="Consolas" w:cs="Consolas" w:hint="eastAsia"/>
+          <w:sz w:val="24"/>
+          <w:szCs w:val="24"/>
+        </w:rPr>
+        <w:t>결승선까지</w:t>
+      </w:r>
+      <w:r>
+        <w:rPr>
+          <w:rFonts w:ascii="Consolas" w:eastAsiaTheme="minorHAnsi" w:hAnsi="Consolas" w:cs="Consolas" w:hint="eastAsia"/>
+          <w:sz w:val="24"/>
+          <w:szCs w:val="24"/>
+        </w:rPr>
+        <w:t xml:space="preserve"> </w:t>
+      </w:r>
+      <w:r>
+        <w:rPr>
+          <w:rFonts w:ascii="Consolas" w:eastAsiaTheme="minorHAnsi" w:hAnsi="Consolas" w:cs="Consolas" w:hint="eastAsia"/>
+          <w:sz w:val="24"/>
+          <w:szCs w:val="24"/>
+        </w:rPr>
+        <w:t>정확히</w:t>
+      </w:r>
+      <w:r>
+        <w:rPr>
+          <w:rFonts w:ascii="Consolas" w:eastAsiaTheme="minorHAnsi" w:hAnsi="Consolas" w:cs="Consolas" w:hint="eastAsia"/>
+          <w:sz w:val="24"/>
+          <w:szCs w:val="24"/>
+        </w:rPr>
+        <w:t xml:space="preserve"> 10</w:t>
+      </w:r>
+      <w:r>
+        <w:rPr>
+          <w:rFonts w:ascii="Consolas" w:eastAsiaTheme="minorHAnsi" w:hAnsi="Consolas" w:cs="Consolas" w:hint="eastAsia"/>
+          <w:sz w:val="24"/>
+          <w:szCs w:val="24"/>
+        </w:rPr>
+        <w:t>미터</w:t>
+      </w:r>
+      <w:r>
+        <w:rPr>
+          <w:rFonts w:ascii="Consolas" w:eastAsiaTheme="minorHAnsi" w:hAnsi="Consolas" w:cs="Consolas" w:hint="eastAsia"/>
+          <w:sz w:val="24"/>
+          <w:szCs w:val="24"/>
+        </w:rPr>
+        <w:t xml:space="preserve"> </w:t>
+      </w:r>
+      <w:r>
+        <w:rPr>
+          <w:rFonts w:ascii="Consolas" w:eastAsiaTheme="minorHAnsi" w:hAnsi="Consolas" w:cs="Consolas" w:hint="eastAsia"/>
+          <w:sz w:val="24"/>
+          <w:szCs w:val="24"/>
+        </w:rPr>
+        <w:t>남아</w:t>
+      </w:r>
+      <w:r>
+        <w:rPr>
+          <w:rFonts w:ascii="Consolas" w:eastAsiaTheme="minorHAnsi" w:hAnsi="Consolas" w:cs="Consolas" w:hint="eastAsia"/>
+          <w:sz w:val="24"/>
+          <w:szCs w:val="24"/>
+        </w:rPr>
+        <w:t xml:space="preserve"> </w:t>
+      </w:r>
+      <w:r>
+        <w:rPr>
+          <w:rFonts w:ascii="Consolas" w:eastAsiaTheme="minorHAnsi" w:hAnsi="Consolas" w:cs="Consolas" w:hint="eastAsia"/>
+          <w:sz w:val="24"/>
+          <w:szCs w:val="24"/>
+        </w:rPr>
+        <w:t>있었다</w:t>
+      </w:r>
+      <w:r>
+        <w:rPr>
+          <w:rFonts w:ascii="Consolas" w:eastAsiaTheme="minorHAnsi" w:hAnsi="Consolas" w:cs="Consolas" w:hint="eastAsia"/>
+          <w:sz w:val="24"/>
+          <w:szCs w:val="24"/>
+        </w:rPr>
+        <w:t>.</w:t>
       </w:r>
     </w:p>
     <w:p>
       <w:pPr>
         <w:pStyle w:val="a7"/>
-        <w:ind w:leftChars="182" w:left="400"/>
-        <w:rPr>
-          <w:rFonts w:ascii="Consolas" w:eastAsiaTheme="minorHAnsi" w:hAnsi="Consolas" w:cs="Consolas"/>
-          <w:sz w:val="24"/>
-          <w:szCs w:val="24"/>
-        </w:rPr>
-      </w:pPr>
-      <w:r>
-        <w:rPr>
-          <w:rFonts w:ascii="Consolas" w:eastAsiaTheme="minorHAnsi" w:hAnsi="Consolas" w:cs="Consolas" w:hint="eastAsia"/>
-          <w:sz w:val="24"/>
-          <w:szCs w:val="24"/>
-        </w:rPr>
-        <w:t>2025</w:t>
+        <w:ind w:leftChars="282" w:left="620"/>
+        <w:rPr>
+          <w:rFonts w:ascii="Consolas" w:eastAsiaTheme="minorHAnsi" w:hAnsi="Consolas" w:cs="Consolas" w:hint="eastAsia"/>
+          <w:sz w:val="24"/>
+          <w:szCs w:val="24"/>
+        </w:rPr>
+      </w:pPr>
+      <w:r>
+        <w:rPr>
+          <w:rFonts w:ascii="Consolas" w:eastAsiaTheme="minorHAnsi" w:hAnsi="Consolas" w:cs="Consolas" w:hint="eastAsia"/>
+          <w:sz w:val="24"/>
+          <w:szCs w:val="24"/>
+        </w:rPr>
+        <w:t>B</w:t>
+      </w:r>
+      <w:r>
+        <w:rPr>
+          <w:rFonts w:ascii="Consolas" w:eastAsiaTheme="minorHAnsi" w:hAnsi="Consolas" w:cs="Consolas" w:hint="eastAsia"/>
+          <w:sz w:val="24"/>
+          <w:szCs w:val="24"/>
+        </w:rPr>
+        <w:t>가</w:t>
+      </w:r>
+      <w:r>
+        <w:rPr>
+          <w:rFonts w:ascii="Consolas" w:eastAsiaTheme="minorHAnsi" w:hAnsi="Consolas" w:cs="Consolas" w:hint="eastAsia"/>
+          <w:sz w:val="24"/>
+          <w:szCs w:val="24"/>
+        </w:rPr>
+        <w:t xml:space="preserve"> </w:t>
+      </w:r>
+      <w:r>
+        <w:rPr>
+          <w:rFonts w:ascii="Consolas" w:eastAsiaTheme="minorHAnsi" w:hAnsi="Consolas" w:cs="Consolas" w:hint="eastAsia"/>
+          <w:sz w:val="24"/>
+          <w:szCs w:val="24"/>
+        </w:rPr>
+        <w:t>결승선에</w:t>
+      </w:r>
+      <w:r>
+        <w:rPr>
+          <w:rFonts w:ascii="Consolas" w:eastAsiaTheme="minorHAnsi" w:hAnsi="Consolas" w:cs="Consolas" w:hint="eastAsia"/>
+          <w:sz w:val="24"/>
+          <w:szCs w:val="24"/>
+        </w:rPr>
+        <w:t xml:space="preserve"> </w:t>
+      </w:r>
+      <w:r>
+        <w:rPr>
+          <w:rFonts w:ascii="Consolas" w:eastAsiaTheme="minorHAnsi" w:hAnsi="Consolas" w:cs="Consolas" w:hint="eastAsia"/>
+          <w:sz w:val="24"/>
+          <w:szCs w:val="24"/>
+        </w:rPr>
+        <w:t>도착한</w:t>
+      </w:r>
+      <w:r>
+        <w:rPr>
+          <w:rFonts w:ascii="Consolas" w:eastAsiaTheme="minorHAnsi" w:hAnsi="Consolas" w:cs="Consolas" w:hint="eastAsia"/>
+          <w:sz w:val="24"/>
+          <w:szCs w:val="24"/>
+        </w:rPr>
+        <w:t xml:space="preserve"> </w:t>
+      </w:r>
+      <w:r>
+        <w:rPr>
+          <w:rFonts w:ascii="Consolas" w:eastAsiaTheme="minorHAnsi" w:hAnsi="Consolas" w:cs="Consolas" w:hint="eastAsia"/>
+          <w:sz w:val="24"/>
+          <w:szCs w:val="24"/>
+        </w:rPr>
+        <w:t>순간</w:t>
+      </w:r>
+      <w:r>
+        <w:rPr>
+          <w:rFonts w:ascii="Consolas" w:eastAsiaTheme="minorHAnsi" w:hAnsi="Consolas" w:cs="Consolas" w:hint="eastAsia"/>
+          <w:sz w:val="24"/>
+          <w:szCs w:val="24"/>
+        </w:rPr>
+        <w:t>, C</w:t>
       </w:r>
       <w:r>
         <w:rPr>
@@ -20491,127 +20353,79 @@
           <w:sz w:val="24"/>
           <w:szCs w:val="24"/>
         </w:rPr>
-        <w:t xml:space="preserve"> 45 </w:t>
-      </w:r>
-      <w:r>
-        <w:rPr>
-          <w:rFonts w:ascii="Consolas" w:eastAsiaTheme="minorHAnsi" w:hAnsi="Consolas" w:cs="Consolas" w:hint="eastAsia"/>
-          <w:sz w:val="24"/>
-          <w:szCs w:val="24"/>
-        </w:rPr>
-        <w:t>×</w:t>
-      </w:r>
-      <w:r>
-        <w:rPr>
-          <w:rFonts w:ascii="Consolas" w:eastAsiaTheme="minorHAnsi" w:hAnsi="Consolas" w:cs="Consolas" w:hint="eastAsia"/>
-          <w:sz w:val="24"/>
-          <w:szCs w:val="24"/>
-        </w:rPr>
-        <w:t xml:space="preserve"> 45</w:t>
-      </w:r>
-      <w:r>
-        <w:rPr>
-          <w:rFonts w:ascii="Consolas" w:eastAsiaTheme="minorHAnsi" w:hAnsi="Consolas" w:cs="Consolas" w:hint="eastAsia"/>
-          <w:sz w:val="24"/>
-          <w:szCs w:val="24"/>
-        </w:rPr>
-        <w:t>와</w:t>
-      </w:r>
-      <w:r>
-        <w:rPr>
-          <w:rFonts w:ascii="Consolas" w:eastAsiaTheme="minorHAnsi" w:hAnsi="Consolas" w:cs="Consolas" w:hint="eastAsia"/>
-          <w:sz w:val="24"/>
-          <w:szCs w:val="24"/>
-        </w:rPr>
-        <w:t xml:space="preserve"> </w:t>
-      </w:r>
-      <w:r>
-        <w:rPr>
-          <w:rFonts w:ascii="Consolas" w:eastAsiaTheme="minorHAnsi" w:hAnsi="Consolas" w:cs="Consolas" w:hint="eastAsia"/>
-          <w:sz w:val="24"/>
-          <w:szCs w:val="24"/>
-        </w:rPr>
-        <w:t>같아서</w:t>
-      </w:r>
-      <w:r>
-        <w:rPr>
-          <w:rFonts w:ascii="Consolas" w:eastAsiaTheme="minorHAnsi" w:hAnsi="Consolas" w:cs="Consolas" w:hint="eastAsia"/>
-          <w:sz w:val="24"/>
-          <w:szCs w:val="24"/>
-        </w:rPr>
-        <w:t xml:space="preserve"> </w:t>
-      </w:r>
-      <w:r>
-        <w:rPr>
-          <w:rFonts w:ascii="Consolas" w:eastAsiaTheme="minorHAnsi" w:hAnsi="Consolas" w:cs="Consolas" w:hint="eastAsia"/>
-          <w:sz w:val="24"/>
-          <w:szCs w:val="24"/>
-        </w:rPr>
-        <w:t>제곱수이므로</w:t>
-      </w:r>
-      <w:r>
-        <w:rPr>
-          <w:rFonts w:ascii="Consolas" w:eastAsiaTheme="minorHAnsi" w:hAnsi="Consolas" w:cs="Consolas" w:hint="eastAsia"/>
-          <w:sz w:val="24"/>
-          <w:szCs w:val="24"/>
-        </w:rPr>
-        <w:t xml:space="preserve">, </w:t>
-      </w:r>
-      <w:r>
-        <w:rPr>
-          <w:rFonts w:ascii="Consolas" w:eastAsiaTheme="minorHAnsi" w:hAnsi="Consolas" w:cs="Consolas" w:hint="eastAsia"/>
-          <w:sz w:val="24"/>
-          <w:szCs w:val="24"/>
-        </w:rPr>
-        <w:t>해당</w:t>
-      </w:r>
-      <w:r>
-        <w:rPr>
-          <w:rFonts w:ascii="Consolas" w:eastAsiaTheme="minorHAnsi" w:hAnsi="Consolas" w:cs="Consolas"/>
-          <w:sz w:val="24"/>
-          <w:szCs w:val="24"/>
-        </w:rPr>
-        <w:t xml:space="preserve"> </w:t>
-      </w:r>
-      <w:r>
-        <w:rPr>
-          <w:rFonts w:ascii="Consolas" w:eastAsiaTheme="minorHAnsi" w:hAnsi="Consolas" w:cs="Consolas" w:hint="eastAsia"/>
-          <w:sz w:val="24"/>
-          <w:szCs w:val="24"/>
-        </w:rPr>
-        <w:t>연도는</w:t>
-      </w:r>
-      <w:r>
-        <w:rPr>
-          <w:rFonts w:ascii="Consolas" w:eastAsiaTheme="minorHAnsi" w:hAnsi="Consolas" w:cs="Consolas" w:hint="eastAsia"/>
-          <w:sz w:val="24"/>
-          <w:szCs w:val="24"/>
-        </w:rPr>
-        <w:t xml:space="preserve"> </w:t>
-      </w:r>
-      <w:r>
-        <w:rPr>
-          <w:rFonts w:ascii="Consolas" w:eastAsiaTheme="minorHAnsi" w:hAnsi="Consolas" w:cs="Consolas" w:hint="eastAsia"/>
-          <w:sz w:val="24"/>
-          <w:szCs w:val="24"/>
-        </w:rPr>
-        <w:t>제곱수</w:t>
-      </w:r>
-      <w:r>
-        <w:rPr>
-          <w:rFonts w:ascii="Consolas" w:eastAsiaTheme="minorHAnsi" w:hAnsi="Consolas" w:cs="Consolas" w:hint="eastAsia"/>
-          <w:sz w:val="24"/>
-          <w:szCs w:val="24"/>
-        </w:rPr>
-        <w:t xml:space="preserve"> </w:t>
-      </w:r>
-      <w:r>
-        <w:rPr>
-          <w:rFonts w:ascii="Consolas" w:eastAsiaTheme="minorHAnsi" w:hAnsi="Consolas" w:cs="Consolas" w:hint="eastAsia"/>
-          <w:sz w:val="24"/>
-          <w:szCs w:val="24"/>
-        </w:rPr>
-        <w:t>연도이다</w:t>
+        <w:t xml:space="preserve"> </w:t>
+      </w:r>
+      <w:r>
+        <w:rPr>
+          <w:rFonts w:ascii="Consolas" w:eastAsiaTheme="minorHAnsi" w:hAnsi="Consolas" w:cs="Consolas" w:hint="eastAsia"/>
+          <w:sz w:val="24"/>
+          <w:szCs w:val="24"/>
+        </w:rPr>
+        <w:t>결승선까지</w:t>
+      </w:r>
+      <w:r>
+        <w:rPr>
+          <w:rFonts w:ascii="Consolas" w:eastAsiaTheme="minorHAnsi" w:hAnsi="Consolas" w:cs="Consolas" w:hint="eastAsia"/>
+          <w:sz w:val="24"/>
+          <w:szCs w:val="24"/>
+        </w:rPr>
+        <w:t xml:space="preserve"> </w:t>
+      </w:r>
+      <w:r>
+        <w:rPr>
+          <w:rFonts w:ascii="Consolas" w:eastAsiaTheme="minorHAnsi" w:hAnsi="Consolas" w:cs="Consolas" w:hint="eastAsia"/>
+          <w:sz w:val="24"/>
+          <w:szCs w:val="24"/>
+        </w:rPr>
+        <w:t>정확히</w:t>
+      </w:r>
+      <w:r>
+        <w:rPr>
+          <w:rFonts w:ascii="Consolas" w:eastAsiaTheme="minorHAnsi" w:hAnsi="Consolas" w:cs="Consolas" w:hint="eastAsia"/>
+          <w:sz w:val="24"/>
+          <w:szCs w:val="24"/>
+        </w:rPr>
+        <w:t xml:space="preserve"> 15</w:t>
+      </w:r>
+      <w:r>
+        <w:rPr>
+          <w:rFonts w:ascii="Consolas" w:eastAsiaTheme="minorHAnsi" w:hAnsi="Consolas" w:cs="Consolas" w:hint="eastAsia"/>
+          <w:sz w:val="24"/>
+          <w:szCs w:val="24"/>
+        </w:rPr>
+        <w:t>미터</w:t>
+      </w:r>
+      <w:r>
+        <w:rPr>
+          <w:rFonts w:ascii="Consolas" w:eastAsiaTheme="minorHAnsi" w:hAnsi="Consolas" w:cs="Consolas" w:hint="eastAsia"/>
+          <w:sz w:val="24"/>
+          <w:szCs w:val="24"/>
+        </w:rPr>
+        <w:t xml:space="preserve"> </w:t>
+      </w:r>
+      <w:r>
+        <w:rPr>
+          <w:rFonts w:ascii="Consolas" w:eastAsiaTheme="minorHAnsi" w:hAnsi="Consolas" w:cs="Consolas" w:hint="eastAsia"/>
+          <w:sz w:val="24"/>
+          <w:szCs w:val="24"/>
+        </w:rPr>
+        <w:t>남아</w:t>
+      </w:r>
+      <w:r>
+        <w:rPr>
+          <w:rFonts w:ascii="Consolas" w:eastAsiaTheme="minorHAnsi" w:hAnsi="Consolas" w:cs="Consolas" w:hint="eastAsia"/>
+          <w:sz w:val="24"/>
+          <w:szCs w:val="24"/>
+        </w:rPr>
+        <w:t xml:space="preserve"> </w:t>
+      </w:r>
+      <w:r>
+        <w:rPr>
+          <w:rFonts w:ascii="Consolas" w:eastAsiaTheme="minorHAnsi" w:hAnsi="Consolas" w:cs="Consolas" w:hint="eastAsia"/>
+          <w:sz w:val="24"/>
+          <w:szCs w:val="24"/>
+        </w:rPr>
+        <w:t>있었다</w:t>
       </w:r>
       <w:r>
         <w:rPr>
@@ -20625,248 +20439,192 @@
     <w:p>
       <w:pPr>
         <w:pStyle w:val="a7"/>
-        <w:ind w:leftChars="182" w:left="400"/>
-        <w:rPr>
-          <w:rFonts w:ascii="Consolas" w:eastAsiaTheme="minorHAnsi" w:hAnsi="Consolas" w:cs="Consolas"/>
-          <w:sz w:val="24"/>
-          <w:szCs w:val="24"/>
-        </w:rPr>
-      </w:pPr>
-      <w:r>
-        <w:rPr>
-          <w:rFonts w:ascii="Consolas" w:eastAsiaTheme="minorHAnsi" w:hAnsi="Consolas" w:cs="Consolas" w:hint="eastAsia"/>
-          <w:sz w:val="24"/>
-          <w:szCs w:val="24"/>
-        </w:rPr>
-        <w:t>2</w:t>
-      </w:r>
-      <w:r>
-        <w:rPr>
-          <w:rFonts w:ascii="Consolas" w:eastAsiaTheme="minorHAnsi" w:hAnsi="Consolas" w:cs="Consolas"/>
-          <w:sz w:val="24"/>
-          <w:szCs w:val="24"/>
-        </w:rPr>
-        <w:t>025</w:t>
-      </w:r>
-      <w:r>
-        <w:rPr>
-          <w:rFonts w:ascii="Consolas" w:eastAsiaTheme="minorHAnsi" w:hAnsi="Consolas" w:cs="Consolas" w:hint="eastAsia"/>
-          <w:sz w:val="24"/>
-          <w:szCs w:val="24"/>
-        </w:rPr>
-        <w:t>년</w:t>
-      </w:r>
-      <w:r>
-        <w:rPr>
-          <w:rFonts w:ascii="Consolas" w:eastAsiaTheme="minorHAnsi" w:hAnsi="Consolas" w:cs="Consolas" w:hint="eastAsia"/>
-          <w:sz w:val="24"/>
-          <w:szCs w:val="24"/>
-        </w:rPr>
-        <w:t xml:space="preserve"> </w:t>
-      </w:r>
-      <w:r>
-        <w:rPr>
-          <w:rFonts w:ascii="Consolas" w:eastAsiaTheme="minorHAnsi" w:hAnsi="Consolas" w:cs="Consolas" w:hint="eastAsia"/>
-          <w:sz w:val="24"/>
-          <w:szCs w:val="24"/>
-        </w:rPr>
-        <w:t>이후</w:t>
-      </w:r>
-      <w:r>
-        <w:rPr>
-          <w:rFonts w:ascii="Consolas" w:eastAsiaTheme="minorHAnsi" w:hAnsi="Consolas" w:cs="Consolas" w:hint="eastAsia"/>
-          <w:sz w:val="24"/>
-          <w:szCs w:val="24"/>
-        </w:rPr>
-        <w:t xml:space="preserve"> </w:t>
-      </w:r>
-      <w:r>
-        <w:rPr>
-          <w:rFonts w:ascii="Consolas" w:eastAsiaTheme="minorHAnsi" w:hAnsi="Consolas" w:cs="Consolas" w:hint="eastAsia"/>
-          <w:sz w:val="24"/>
-          <w:szCs w:val="24"/>
-        </w:rPr>
-        <w:t>가장</w:t>
-      </w:r>
-      <w:r>
-        <w:rPr>
-          <w:rFonts w:ascii="Consolas" w:eastAsiaTheme="minorHAnsi" w:hAnsi="Consolas" w:cs="Consolas" w:hint="eastAsia"/>
-          <w:sz w:val="24"/>
-          <w:szCs w:val="24"/>
-        </w:rPr>
-        <w:t xml:space="preserve"> </w:t>
-      </w:r>
-      <w:r>
-        <w:rPr>
-          <w:rFonts w:ascii="Consolas" w:eastAsiaTheme="minorHAnsi" w:hAnsi="Consolas" w:cs="Consolas" w:hint="eastAsia"/>
-          <w:sz w:val="24"/>
-          <w:szCs w:val="24"/>
-        </w:rPr>
-        <w:t>가까운</w:t>
-      </w:r>
-      <w:r>
-        <w:rPr>
-          <w:rFonts w:ascii="Consolas" w:eastAsiaTheme="minorHAnsi" w:hAnsi="Consolas" w:cs="Consolas" w:hint="eastAsia"/>
-          <w:sz w:val="24"/>
-          <w:szCs w:val="24"/>
-        </w:rPr>
-        <w:t xml:space="preserve"> </w:t>
-      </w:r>
-      <w:r>
-        <w:rPr>
-          <w:rFonts w:ascii="Consolas" w:eastAsiaTheme="minorHAnsi" w:hAnsi="Consolas" w:cs="Consolas" w:hint="eastAsia"/>
-          <w:sz w:val="24"/>
-          <w:szCs w:val="24"/>
-        </w:rPr>
-        <w:t>제곱수</w:t>
-      </w:r>
-      <w:r>
-        <w:rPr>
-          <w:rFonts w:ascii="Consolas" w:eastAsiaTheme="minorHAnsi" w:hAnsi="Consolas" w:cs="Consolas" w:hint="eastAsia"/>
-          <w:sz w:val="24"/>
-          <w:szCs w:val="24"/>
-        </w:rPr>
-        <w:t xml:space="preserve"> </w:t>
-      </w:r>
-      <w:r>
-        <w:rPr>
-          <w:rFonts w:ascii="Consolas" w:eastAsiaTheme="minorHAnsi" w:hAnsi="Consolas" w:cs="Consolas" w:hint="eastAsia"/>
-          <w:sz w:val="24"/>
-          <w:szCs w:val="24"/>
-        </w:rPr>
-        <w:t>연도는</w:t>
-      </w:r>
-      <w:r>
-        <w:rPr>
-          <w:rFonts w:ascii="Consolas" w:eastAsiaTheme="minorHAnsi" w:hAnsi="Consolas" w:cs="Consolas" w:hint="eastAsia"/>
-          <w:sz w:val="24"/>
-          <w:szCs w:val="24"/>
-        </w:rPr>
-        <w:t xml:space="preserve"> 2116</w:t>
-      </w:r>
-      <w:r>
-        <w:rPr>
-          <w:rFonts w:ascii="Consolas" w:eastAsiaTheme="minorHAnsi" w:hAnsi="Consolas" w:cs="Consolas" w:hint="eastAsia"/>
-          <w:sz w:val="24"/>
-          <w:szCs w:val="24"/>
-        </w:rPr>
-        <w:t>년으로</w:t>
-      </w:r>
-      <w:r>
-        <w:rPr>
-          <w:rFonts w:ascii="Consolas" w:eastAsiaTheme="minorHAnsi" w:hAnsi="Consolas" w:cs="Consolas" w:hint="eastAsia"/>
-          <w:sz w:val="24"/>
-          <w:szCs w:val="24"/>
-        </w:rPr>
-        <w:t xml:space="preserve">, </w:t>
+        <w:ind w:leftChars="282" w:left="620"/>
+        <w:rPr>
+          <w:rFonts w:ascii="Consolas" w:eastAsiaTheme="minorHAnsi" w:hAnsi="Consolas" w:cs="Consolas" w:hint="eastAsia"/>
+          <w:sz w:val="24"/>
+          <w:szCs w:val="24"/>
+        </w:rPr>
+      </w:pPr>
+      <w:r>
+        <w:rPr>
+          <w:rFonts w:ascii="Consolas" w:eastAsiaTheme="minorHAnsi" w:hAnsi="Consolas" w:cs="Consolas" w:hint="eastAsia"/>
+          <w:sz w:val="24"/>
+          <w:szCs w:val="24"/>
+        </w:rPr>
+        <w:t>C</w:t>
+      </w:r>
+      <w:r>
+        <w:rPr>
+          <w:rFonts w:ascii="Consolas" w:eastAsiaTheme="minorHAnsi" w:hAnsi="Consolas" w:cs="Consolas" w:hint="eastAsia"/>
+          <w:sz w:val="24"/>
+          <w:szCs w:val="24"/>
+        </w:rPr>
+        <w:t>가</w:t>
+      </w:r>
+      <w:r>
+        <w:rPr>
+          <w:rFonts w:ascii="Consolas" w:eastAsiaTheme="minorHAnsi" w:hAnsi="Consolas" w:cs="Consolas" w:hint="eastAsia"/>
+          <w:sz w:val="24"/>
+          <w:szCs w:val="24"/>
+        </w:rPr>
+        <w:t xml:space="preserve"> </w:t>
+      </w:r>
+      <w:r>
+        <w:rPr>
+          <w:rFonts w:ascii="Consolas" w:eastAsiaTheme="minorHAnsi" w:hAnsi="Consolas" w:cs="Consolas" w:hint="eastAsia"/>
+          <w:sz w:val="24"/>
+          <w:szCs w:val="24"/>
+        </w:rPr>
+        <w:t>결승선에</w:t>
+      </w:r>
+      <w:r>
+        <w:rPr>
+          <w:rFonts w:ascii="Consolas" w:eastAsiaTheme="minorHAnsi" w:hAnsi="Consolas" w:cs="Consolas" w:hint="eastAsia"/>
+          <w:sz w:val="24"/>
+          <w:szCs w:val="24"/>
+        </w:rPr>
+        <w:t xml:space="preserve"> </w:t>
+      </w:r>
+      <w:r>
+        <w:rPr>
+          <w:rFonts w:ascii="Consolas" w:eastAsiaTheme="minorHAnsi" w:hAnsi="Consolas" w:cs="Consolas" w:hint="eastAsia"/>
+          <w:sz w:val="24"/>
+          <w:szCs w:val="24"/>
+        </w:rPr>
+        <w:t>도착한</w:t>
+      </w:r>
+      <w:r>
+        <w:rPr>
+          <w:rFonts w:ascii="Consolas" w:eastAsiaTheme="minorHAnsi" w:hAnsi="Consolas" w:cs="Consolas" w:hint="eastAsia"/>
+          <w:sz w:val="24"/>
+          <w:szCs w:val="24"/>
+        </w:rPr>
+        <w:t xml:space="preserve"> </w:t>
+      </w:r>
+      <w:r>
+        <w:rPr>
+          <w:rFonts w:ascii="Consolas" w:eastAsiaTheme="minorHAnsi" w:hAnsi="Consolas" w:cs="Consolas" w:hint="eastAsia"/>
+          <w:sz w:val="24"/>
+          <w:szCs w:val="24"/>
+        </w:rPr>
+        <w:t>순간</w:t>
+      </w:r>
+      <w:r>
+        <w:rPr>
+          <w:rFonts w:ascii="Consolas" w:eastAsiaTheme="minorHAnsi" w:hAnsi="Consolas" w:cs="Consolas" w:hint="eastAsia"/>
+          <w:sz w:val="24"/>
+          <w:szCs w:val="24"/>
+        </w:rPr>
+        <w:t>, D</w:t>
+      </w:r>
+      <w:r>
+        <w:rPr>
+          <w:rFonts w:ascii="Consolas" w:eastAsiaTheme="minorHAnsi" w:hAnsi="Consolas" w:cs="Consolas" w:hint="eastAsia"/>
+          <w:sz w:val="24"/>
+          <w:szCs w:val="24"/>
+        </w:rPr>
+        <w:t>는</w:t>
+      </w:r>
+      <w:r>
+        <w:rPr>
+          <w:rFonts w:ascii="Consolas" w:eastAsiaTheme="minorHAnsi" w:hAnsi="Consolas" w:cs="Consolas" w:hint="eastAsia"/>
+          <w:sz w:val="24"/>
+          <w:szCs w:val="24"/>
+        </w:rPr>
+        <w:t xml:space="preserve"> </w:t>
+      </w:r>
+      <w:r>
+        <w:rPr>
+          <w:rFonts w:ascii="Consolas" w:eastAsiaTheme="minorHAnsi" w:hAnsi="Consolas" w:cs="Consolas" w:hint="eastAsia"/>
+          <w:sz w:val="24"/>
+          <w:szCs w:val="24"/>
+        </w:rPr>
+        <w:t>결승선까지</w:t>
+      </w:r>
+      <w:r>
+        <w:rPr>
+          <w:rFonts w:ascii="Consolas" w:eastAsiaTheme="minorHAnsi" w:hAnsi="Consolas" w:cs="Consolas" w:hint="eastAsia"/>
+          <w:sz w:val="24"/>
+          <w:szCs w:val="24"/>
+        </w:rPr>
+        <w:t xml:space="preserve"> </w:t>
+      </w:r>
+      <w:r>
+        <w:rPr>
+          <w:rFonts w:ascii="Consolas" w:eastAsiaTheme="minorHAnsi" w:hAnsi="Consolas" w:cs="Consolas" w:hint="eastAsia"/>
+          <w:sz w:val="24"/>
+          <w:szCs w:val="24"/>
+        </w:rPr>
+        <w:t>정확히</w:t>
+      </w:r>
+      <w:r>
+        <w:rPr>
+          <w:rFonts w:ascii="Consolas" w:eastAsiaTheme="minorHAnsi" w:hAnsi="Consolas" w:cs="Consolas" w:hint="eastAsia"/>
+          <w:sz w:val="24"/>
+          <w:szCs w:val="24"/>
+        </w:rPr>
+        <w:t xml:space="preserve"> 25</w:t>
+      </w:r>
+      <w:r>
+        <w:rPr>
+          <w:rFonts w:ascii="Consolas" w:eastAsiaTheme="minorHAnsi" w:hAnsi="Consolas" w:cs="Consolas" w:hint="eastAsia"/>
+          <w:sz w:val="24"/>
+          <w:szCs w:val="24"/>
+        </w:rPr>
+        <w:t>미터</w:t>
+      </w:r>
+      <w:r>
+        <w:rPr>
+          <w:rFonts w:ascii="Consolas" w:eastAsiaTheme="minorHAnsi" w:hAnsi="Consolas" w:cs="Consolas" w:hint="eastAsia"/>
+          <w:sz w:val="24"/>
+          <w:szCs w:val="24"/>
+        </w:rPr>
+        <w:t xml:space="preserve"> </w:t>
+      </w:r>
+      <w:r>
+        <w:rPr>
+          <w:rFonts w:ascii="Consolas" w:eastAsiaTheme="minorHAnsi" w:hAnsi="Consolas" w:cs="Consolas" w:hint="eastAsia"/>
+          <w:sz w:val="24"/>
+          <w:szCs w:val="24"/>
+        </w:rPr>
+        <w:t>남아</w:t>
+      </w:r>
+      <w:r>
+        <w:rPr>
+          <w:rFonts w:ascii="Consolas" w:eastAsiaTheme="minorHAnsi" w:hAnsi="Consolas" w:cs="Consolas" w:hint="eastAsia"/>
+          <w:sz w:val="24"/>
+          <w:szCs w:val="24"/>
+        </w:rPr>
+        <w:t xml:space="preserve"> </w:t>
+      </w:r>
+      <w:r>
+        <w:rPr>
+          <w:rFonts w:ascii="Consolas" w:eastAsiaTheme="minorHAnsi" w:hAnsi="Consolas" w:cs="Consolas" w:hint="eastAsia"/>
+          <w:sz w:val="24"/>
+          <w:szCs w:val="24"/>
+        </w:rPr>
+        <w:t>있었다</w:t>
+      </w:r>
+      <w:r>
+        <w:rPr>
+          <w:rFonts w:ascii="Consolas" w:eastAsiaTheme="minorHAnsi" w:hAnsi="Consolas" w:cs="Consolas" w:hint="eastAsia"/>
+          <w:sz w:val="24"/>
+          <w:szCs w:val="24"/>
+        </w:rPr>
+        <w:t>.</w:t>
       </w:r>
     </w:p>
     <w:p>
       <w:pPr>
         <w:pStyle w:val="a7"/>
-        <w:ind w:leftChars="182" w:left="400"/>
-        <w:rPr>
-          <w:rFonts w:ascii="Consolas" w:eastAsiaTheme="minorHAnsi" w:hAnsi="Consolas" w:cs="Consolas"/>
-          <w:sz w:val="24"/>
-          <w:szCs w:val="24"/>
-        </w:rPr>
-      </w:pPr>
-      <w:r>
-        <w:rPr>
-          <w:rFonts w:ascii="Consolas" w:eastAsiaTheme="minorHAnsi" w:hAnsi="Consolas" w:cs="Consolas" w:hint="eastAsia"/>
-          <w:sz w:val="24"/>
-          <w:szCs w:val="24"/>
-        </w:rPr>
-        <w:t>이는</w:t>
-      </w:r>
-      <w:r>
-        <w:rPr>
-          <w:rFonts w:ascii="Consolas" w:eastAsiaTheme="minorHAnsi" w:hAnsi="Consolas" w:cs="Consolas" w:hint="eastAsia"/>
-          <w:sz w:val="24"/>
-          <w:szCs w:val="24"/>
-        </w:rPr>
-        <w:t xml:space="preserve"> </w:t>
-      </w:r>
-      <w:r>
-        <w:rPr>
-          <w:rFonts w:ascii="Consolas" w:eastAsiaTheme="minorHAnsi" w:hAnsi="Consolas" w:cs="Consolas"/>
-          <w:sz w:val="24"/>
-          <w:szCs w:val="24"/>
-        </w:rPr>
-        <w:t>2025</w:t>
-      </w:r>
-      <w:r>
-        <w:rPr>
-          <w:rFonts w:ascii="Consolas" w:eastAsiaTheme="minorHAnsi" w:hAnsi="Consolas" w:cs="Consolas" w:hint="eastAsia"/>
-          <w:sz w:val="24"/>
-          <w:szCs w:val="24"/>
-        </w:rPr>
-        <w:t>년</w:t>
-      </w:r>
-      <w:r>
-        <w:rPr>
-          <w:rFonts w:ascii="Consolas" w:eastAsiaTheme="minorHAnsi" w:hAnsi="Consolas" w:cs="Consolas" w:hint="eastAsia"/>
-          <w:sz w:val="24"/>
-          <w:szCs w:val="24"/>
-        </w:rPr>
-        <w:t xml:space="preserve"> </w:t>
-      </w:r>
-      <w:r>
-        <w:rPr>
-          <w:rFonts w:ascii="Consolas" w:eastAsiaTheme="minorHAnsi" w:hAnsi="Consolas" w:cs="Consolas" w:hint="eastAsia"/>
-          <w:sz w:val="24"/>
-          <w:szCs w:val="24"/>
-        </w:rPr>
-        <w:t>기준</w:t>
-      </w:r>
-      <w:r>
-        <w:rPr>
-          <w:rFonts w:ascii="Consolas" w:eastAsiaTheme="minorHAnsi" w:hAnsi="Consolas" w:cs="Consolas" w:hint="eastAsia"/>
-          <w:sz w:val="24"/>
-          <w:szCs w:val="24"/>
-        </w:rPr>
-        <w:t xml:space="preserve"> </w:t>
-      </w:r>
-      <w:r>
-        <w:rPr>
-          <w:rFonts w:ascii="Consolas" w:eastAsiaTheme="minorHAnsi" w:hAnsi="Consolas" w:cs="Consolas" w:hint="eastAsia"/>
-          <w:sz w:val="24"/>
-          <w:szCs w:val="24"/>
-        </w:rPr>
-        <w:t>91</w:t>
-      </w:r>
-      <w:r>
-        <w:rPr>
-          <w:rFonts w:ascii="Consolas" w:eastAsiaTheme="minorHAnsi" w:hAnsi="Consolas" w:cs="Consolas" w:hint="eastAsia"/>
-          <w:sz w:val="24"/>
-          <w:szCs w:val="24"/>
-        </w:rPr>
-        <w:t>년</w:t>
-      </w:r>
-      <w:r>
-        <w:rPr>
-          <w:rFonts w:ascii="Consolas" w:eastAsiaTheme="minorHAnsi" w:hAnsi="Consolas" w:cs="Consolas" w:hint="eastAsia"/>
-          <w:sz w:val="24"/>
-          <w:szCs w:val="24"/>
-        </w:rPr>
-        <w:t xml:space="preserve"> </w:t>
-      </w:r>
-      <w:r>
-        <w:rPr>
-          <w:rFonts w:ascii="Consolas" w:eastAsiaTheme="minorHAnsi" w:hAnsi="Consolas" w:cs="Consolas" w:hint="eastAsia"/>
-          <w:sz w:val="24"/>
-          <w:szCs w:val="24"/>
-        </w:rPr>
-        <w:t>뒤이다</w:t>
-      </w:r>
-      <w:r>
-        <w:rPr>
-          <w:rFonts w:ascii="Consolas" w:eastAsiaTheme="minorHAnsi" w:hAnsi="Consolas" w:cs="Consolas" w:hint="eastAsia"/>
-          <w:sz w:val="24"/>
-          <w:szCs w:val="24"/>
-        </w:rPr>
-        <w:t>.</w:t>
-      </w:r>
+        <w:ind w:left="880"/>
+        <w:rPr>
+          <w:rFonts w:ascii="Consolas" w:eastAsiaTheme="minorHAnsi" w:hAnsi="Consolas" w:cs="Consolas"/>
+          <w:sz w:val="24"/>
+          <w:szCs w:val="24"/>
+        </w:rPr>
+      </w:pPr>
     </w:p>
     <w:p>
       <w:pPr>
@@ -20884,6 +20642,262 @@
           <w:sz w:val="24"/>
           <w:szCs w:val="24"/>
         </w:rPr>
+        <w:t>이때</w:t>
+      </w:r>
+      <w:r>
+        <w:rPr>
+          <w:rFonts w:ascii="Consolas" w:eastAsiaTheme="minorHAnsi" w:hAnsi="Consolas" w:cs="Consolas" w:hint="eastAsia"/>
+          <w:sz w:val="24"/>
+          <w:szCs w:val="24"/>
+        </w:rPr>
+        <w:t xml:space="preserve"> A</w:t>
+      </w:r>
+      <w:r>
+        <w:rPr>
+          <w:rFonts w:ascii="Consolas" w:eastAsiaTheme="minorHAnsi" w:hAnsi="Consolas" w:cs="Consolas" w:hint="eastAsia"/>
+          <w:sz w:val="24"/>
+          <w:szCs w:val="24"/>
+        </w:rPr>
+        <w:t>가</w:t>
+      </w:r>
+      <w:r>
+        <w:rPr>
+          <w:rFonts w:ascii="Consolas" w:eastAsiaTheme="minorHAnsi" w:hAnsi="Consolas" w:cs="Consolas" w:hint="eastAsia"/>
+          <w:sz w:val="24"/>
+          <w:szCs w:val="24"/>
+        </w:rPr>
+        <w:t xml:space="preserve"> </w:t>
+      </w:r>
+      <w:r>
+        <w:rPr>
+          <w:rFonts w:ascii="Consolas" w:eastAsiaTheme="minorHAnsi" w:hAnsi="Consolas" w:cs="Consolas" w:hint="eastAsia"/>
+          <w:sz w:val="24"/>
+          <w:szCs w:val="24"/>
+        </w:rPr>
+        <w:t>결승선에</w:t>
+      </w:r>
+      <w:r>
+        <w:rPr>
+          <w:rFonts w:ascii="Consolas" w:eastAsiaTheme="minorHAnsi" w:hAnsi="Consolas" w:cs="Consolas" w:hint="eastAsia"/>
+          <w:sz w:val="24"/>
+          <w:szCs w:val="24"/>
+        </w:rPr>
+        <w:t xml:space="preserve"> </w:t>
+      </w:r>
+      <w:r>
+        <w:rPr>
+          <w:rFonts w:ascii="Consolas" w:eastAsiaTheme="minorHAnsi" w:hAnsi="Consolas" w:cs="Consolas" w:hint="eastAsia"/>
+          <w:sz w:val="24"/>
+          <w:szCs w:val="24"/>
+        </w:rPr>
+        <w:t>도착한</w:t>
+      </w:r>
+      <w:r>
+        <w:rPr>
+          <w:rFonts w:ascii="Consolas" w:eastAsiaTheme="minorHAnsi" w:hAnsi="Consolas" w:cs="Consolas" w:hint="eastAsia"/>
+          <w:sz w:val="24"/>
+          <w:szCs w:val="24"/>
+        </w:rPr>
+        <w:t xml:space="preserve"> </w:t>
+      </w:r>
+      <w:r>
+        <w:rPr>
+          <w:rFonts w:ascii="Consolas" w:eastAsiaTheme="minorHAnsi" w:hAnsi="Consolas" w:cs="Consolas" w:hint="eastAsia"/>
+          <w:sz w:val="24"/>
+          <w:szCs w:val="24"/>
+        </w:rPr>
+        <w:t>순간</w:t>
+      </w:r>
+      <w:r>
+        <w:rPr>
+          <w:rFonts w:ascii="Consolas" w:eastAsiaTheme="minorHAnsi" w:hAnsi="Consolas" w:cs="Consolas" w:hint="eastAsia"/>
+          <w:sz w:val="24"/>
+          <w:szCs w:val="24"/>
+        </w:rPr>
+        <w:t>, D</w:t>
+      </w:r>
+      <w:r>
+        <w:rPr>
+          <w:rFonts w:ascii="Consolas" w:eastAsiaTheme="minorHAnsi" w:hAnsi="Consolas" w:cs="Consolas" w:hint="eastAsia"/>
+          <w:sz w:val="24"/>
+          <w:szCs w:val="24"/>
+        </w:rPr>
+        <w:t>는</w:t>
+      </w:r>
+      <w:r>
+        <w:rPr>
+          <w:rFonts w:ascii="Consolas" w:eastAsiaTheme="minorHAnsi" w:hAnsi="Consolas" w:cs="Consolas" w:hint="eastAsia"/>
+          <w:sz w:val="24"/>
+          <w:szCs w:val="24"/>
+        </w:rPr>
+        <w:t xml:space="preserve"> </w:t>
+      </w:r>
+      <w:r>
+        <w:rPr>
+          <w:rFonts w:ascii="Consolas" w:eastAsiaTheme="minorHAnsi" w:hAnsi="Consolas" w:cs="Consolas" w:hint="eastAsia"/>
+          <w:sz w:val="24"/>
+          <w:szCs w:val="24"/>
+        </w:rPr>
+        <w:t>결승선까지</w:t>
+      </w:r>
+      <w:r>
+        <w:rPr>
+          <w:rFonts w:ascii="Consolas" w:eastAsiaTheme="minorHAnsi" w:hAnsi="Consolas" w:cs="Consolas" w:hint="eastAsia"/>
+          <w:sz w:val="24"/>
+          <w:szCs w:val="24"/>
+        </w:rPr>
+        <w:t xml:space="preserve"> </w:t>
+      </w:r>
+      <w:r>
+        <w:rPr>
+          <w:rFonts w:ascii="Consolas" w:eastAsiaTheme="minorHAnsi" w:hAnsi="Consolas" w:cs="Consolas" w:hint="eastAsia"/>
+          <w:sz w:val="24"/>
+          <w:szCs w:val="24"/>
+        </w:rPr>
+        <w:t>정확히</w:t>
+      </w:r>
+      <w:r>
+        <w:rPr>
+          <w:rFonts w:ascii="Consolas" w:eastAsiaTheme="minorHAnsi" w:hAnsi="Consolas" w:cs="Consolas" w:hint="eastAsia"/>
+          <w:sz w:val="24"/>
+          <w:szCs w:val="24"/>
+        </w:rPr>
+        <w:t xml:space="preserve"> </w:t>
+      </w:r>
+      <w:r>
+        <w:rPr>
+          <w:rFonts w:ascii="Consolas" w:eastAsiaTheme="minorHAnsi" w:hAnsi="Consolas" w:cs="Consolas" w:hint="eastAsia"/>
+          <w:sz w:val="24"/>
+          <w:szCs w:val="24"/>
+        </w:rPr>
+        <w:t>몇</w:t>
+      </w:r>
+      <w:r>
+        <w:rPr>
+          <w:rFonts w:ascii="Consolas" w:eastAsiaTheme="minorHAnsi" w:hAnsi="Consolas" w:cs="Consolas" w:hint="eastAsia"/>
+          <w:sz w:val="24"/>
+          <w:szCs w:val="24"/>
+        </w:rPr>
+        <w:t xml:space="preserve"> </w:t>
+      </w:r>
+      <w:r>
+        <w:rPr>
+          <w:rFonts w:ascii="Consolas" w:eastAsiaTheme="minorHAnsi" w:hAnsi="Consolas" w:cs="Consolas" w:hint="eastAsia"/>
+          <w:sz w:val="24"/>
+          <w:szCs w:val="24"/>
+        </w:rPr>
+        <w:t>미터</w:t>
+      </w:r>
+      <w:r>
+        <w:rPr>
+          <w:rFonts w:ascii="Consolas" w:eastAsiaTheme="minorHAnsi" w:hAnsi="Consolas" w:cs="Consolas" w:hint="eastAsia"/>
+          <w:sz w:val="24"/>
+          <w:szCs w:val="24"/>
+        </w:rPr>
+        <w:t xml:space="preserve"> </w:t>
+      </w:r>
+      <w:r>
+        <w:rPr>
+          <w:rFonts w:ascii="Consolas" w:eastAsiaTheme="minorHAnsi" w:hAnsi="Consolas" w:cs="Consolas" w:hint="eastAsia"/>
+          <w:sz w:val="24"/>
+          <w:szCs w:val="24"/>
+        </w:rPr>
+        <w:t>남아</w:t>
+      </w:r>
+      <w:r>
+        <w:rPr>
+          <w:rFonts w:ascii="Consolas" w:eastAsiaTheme="minorHAnsi" w:hAnsi="Consolas" w:cs="Consolas" w:hint="eastAsia"/>
+          <w:sz w:val="24"/>
+          <w:szCs w:val="24"/>
+        </w:rPr>
+        <w:t xml:space="preserve"> </w:t>
+      </w:r>
+      <w:r>
+        <w:rPr>
+          <w:rFonts w:ascii="Consolas" w:eastAsiaTheme="minorHAnsi" w:hAnsi="Consolas" w:cs="Consolas" w:hint="eastAsia"/>
+          <w:sz w:val="24"/>
+          <w:szCs w:val="24"/>
+        </w:rPr>
+        <w:t>있었는가</w:t>
+      </w:r>
+      <w:r>
+        <w:rPr>
+          <w:rFonts w:ascii="Consolas" w:eastAsiaTheme="minorHAnsi" w:hAnsi="Consolas" w:cs="Consolas" w:hint="eastAsia"/>
+          <w:sz w:val="24"/>
+          <w:szCs w:val="24"/>
+        </w:rPr>
+        <w:t>?</w:t>
+      </w:r>
+      <w:r>
+        <w:rPr>
+          <w:rFonts w:ascii="Consolas" w:eastAsiaTheme="minorHAnsi" w:hAnsi="Consolas" w:cs="Consolas"/>
+          <w:sz w:val="24"/>
+          <w:szCs w:val="24"/>
+        </w:rPr>
+        <w:t xml:space="preserve"> </w:t>
+      </w:r>
+      <w:r>
+        <w:rPr>
+          <w:rFonts w:ascii="Consolas" w:eastAsiaTheme="minorHAnsi" w:hAnsi="Consolas" w:cs="Consolas"/>
+          <w:sz w:val="24"/>
+          <w:szCs w:val="24"/>
+        </w:rPr>
+        <w:t>(</w:t>
+      </w:r>
+      <w:r>
+        <w:rPr>
+          <w:rFonts w:ascii="Consolas" w:eastAsiaTheme="minorHAnsi" w:hAnsi="Consolas" w:cs="Consolas" w:hint="eastAsia"/>
+          <w:sz w:val="24"/>
+          <w:szCs w:val="24"/>
+        </w:rPr>
+        <w:t>고</w:t>
+      </w:r>
+      <w:r>
+        <w:rPr>
+          <w:rFonts w:ascii="Consolas" w:eastAsiaTheme="minorHAnsi" w:hAnsi="Consolas" w:cs="Consolas"/>
+          <w:sz w:val="24"/>
+          <w:szCs w:val="24"/>
+        </w:rPr>
+        <w:t>등</w:t>
+      </w:r>
+      <w:r>
+        <w:rPr>
+          <w:rFonts w:ascii="Consolas" w:eastAsiaTheme="minorHAnsi" w:hAnsi="Consolas" w:cs="Consolas"/>
+          <w:sz w:val="24"/>
+          <w:szCs w:val="24"/>
+        </w:rPr>
+        <w:t xml:space="preserve"> 202</w:t>
+      </w:r>
+      <w:r>
+        <w:rPr>
+          <w:rFonts w:ascii="Consolas" w:eastAsiaTheme="minorHAnsi" w:hAnsi="Consolas" w:cs="Consolas"/>
+          <w:sz w:val="24"/>
+          <w:szCs w:val="24"/>
+        </w:rPr>
+        <w:t>5</w:t>
+      </w:r>
+      <w:r>
+        <w:rPr>
+          <w:rFonts w:ascii="Consolas" w:eastAsiaTheme="minorHAnsi" w:hAnsi="Consolas" w:cs="Consolas"/>
+          <w:sz w:val="24"/>
+          <w:szCs w:val="24"/>
+        </w:rPr>
+        <w:t>년도</w:t>
+      </w:r>
+      <w:r>
+        <w:rPr>
+          <w:rFonts w:ascii="Consolas" w:eastAsiaTheme="minorHAnsi" w:hAnsi="Consolas" w:cs="Consolas"/>
+          <w:sz w:val="24"/>
+          <w:szCs w:val="24"/>
+        </w:rPr>
+        <w:t xml:space="preserve"> </w:t>
+      </w:r>
+      <w:r>
+        <w:rPr>
+          <w:rFonts w:ascii="Consolas" w:eastAsiaTheme="minorHAnsi" w:hAnsi="Consolas" w:cs="Consolas"/>
+          <w:sz w:val="24"/>
+          <w:szCs w:val="24"/>
+        </w:rPr>
         <w:t>2</w:t>
       </w:r>
       <w:r>
@@ -20892,254 +20906,6 @@
           <w:sz w:val="24"/>
           <w:szCs w:val="24"/>
         </w:rPr>
-        <w:t>025</w:t>
-      </w:r>
-      <w:r>
-        <w:rPr>
-          <w:rFonts w:ascii="Consolas" w:eastAsiaTheme="minorHAnsi" w:hAnsi="Consolas" w:cs="Consolas" w:hint="eastAsia"/>
-          <w:sz w:val="24"/>
-          <w:szCs w:val="24"/>
-        </w:rPr>
-        <w:t>년</w:t>
-      </w:r>
-      <w:r>
-        <w:rPr>
-          <w:rFonts w:ascii="Consolas" w:eastAsiaTheme="minorHAnsi" w:hAnsi="Consolas" w:cs="Consolas" w:hint="eastAsia"/>
-          <w:sz w:val="24"/>
-          <w:szCs w:val="24"/>
-        </w:rPr>
-        <w:t xml:space="preserve"> </w:t>
-      </w:r>
-      <w:r>
-        <w:rPr>
-          <w:rFonts w:ascii="Consolas" w:eastAsiaTheme="minorHAnsi" w:hAnsi="Consolas" w:cs="Consolas" w:hint="eastAsia"/>
-          <w:sz w:val="24"/>
-          <w:szCs w:val="24"/>
-        </w:rPr>
-        <w:t>이후</w:t>
-      </w:r>
-      <w:r>
-        <w:rPr>
-          <w:rFonts w:ascii="Consolas" w:eastAsiaTheme="minorHAnsi" w:hAnsi="Consolas" w:cs="Consolas" w:hint="eastAsia"/>
-          <w:sz w:val="24"/>
-          <w:szCs w:val="24"/>
-        </w:rPr>
-        <w:t xml:space="preserve"> </w:t>
-      </w:r>
-      <w:r>
-        <w:rPr>
-          <w:rFonts w:ascii="Consolas" w:eastAsiaTheme="minorHAnsi" w:hAnsi="Consolas" w:cs="Consolas" w:hint="eastAsia"/>
-          <w:sz w:val="24"/>
-          <w:szCs w:val="24"/>
-        </w:rPr>
-        <w:t>두</w:t>
-      </w:r>
-      <w:r>
-        <w:rPr>
-          <w:rFonts w:ascii="Consolas" w:eastAsiaTheme="minorHAnsi" w:hAnsi="Consolas" w:cs="Consolas" w:hint="eastAsia"/>
-          <w:sz w:val="24"/>
-          <w:szCs w:val="24"/>
-        </w:rPr>
-        <w:t xml:space="preserve"> </w:t>
-      </w:r>
-      <w:r>
-        <w:rPr>
-          <w:rFonts w:ascii="Consolas" w:eastAsiaTheme="minorHAnsi" w:hAnsi="Consolas" w:cs="Consolas" w:hint="eastAsia"/>
-          <w:sz w:val="24"/>
-          <w:szCs w:val="24"/>
-        </w:rPr>
-        <w:t>번째로</w:t>
-      </w:r>
-      <w:r>
-        <w:rPr>
-          <w:rFonts w:ascii="Consolas" w:eastAsiaTheme="minorHAnsi" w:hAnsi="Consolas" w:cs="Consolas" w:hint="eastAsia"/>
-          <w:sz w:val="24"/>
-          <w:szCs w:val="24"/>
-        </w:rPr>
-        <w:t xml:space="preserve"> </w:t>
-      </w:r>
-      <w:r>
-        <w:rPr>
-          <w:rFonts w:ascii="Consolas" w:eastAsiaTheme="minorHAnsi" w:hAnsi="Consolas" w:cs="Consolas" w:hint="eastAsia"/>
-          <w:sz w:val="24"/>
-          <w:szCs w:val="24"/>
-        </w:rPr>
-        <w:t>가까운</w:t>
-      </w:r>
-      <w:r>
-        <w:rPr>
-          <w:rFonts w:ascii="Consolas" w:eastAsiaTheme="minorHAnsi" w:hAnsi="Consolas" w:cs="Consolas" w:hint="eastAsia"/>
-          <w:sz w:val="24"/>
-          <w:szCs w:val="24"/>
-        </w:rPr>
-        <w:t xml:space="preserve"> </w:t>
-      </w:r>
-      <w:r>
-        <w:rPr>
-          <w:rFonts w:ascii="Consolas" w:eastAsiaTheme="minorHAnsi" w:hAnsi="Consolas" w:cs="Consolas" w:hint="eastAsia"/>
-          <w:sz w:val="24"/>
-          <w:szCs w:val="24"/>
-        </w:rPr>
-        <w:t>제곱수</w:t>
-      </w:r>
-      <w:r>
-        <w:rPr>
-          <w:rFonts w:ascii="Consolas" w:eastAsiaTheme="minorHAnsi" w:hAnsi="Consolas" w:cs="Consolas" w:hint="eastAsia"/>
-          <w:sz w:val="24"/>
-          <w:szCs w:val="24"/>
-        </w:rPr>
-        <w:t xml:space="preserve"> </w:t>
-      </w:r>
-      <w:r>
-        <w:rPr>
-          <w:rFonts w:ascii="Consolas" w:eastAsiaTheme="minorHAnsi" w:hAnsi="Consolas" w:cs="Consolas" w:hint="eastAsia"/>
-          <w:sz w:val="24"/>
-          <w:szCs w:val="24"/>
-        </w:rPr>
-        <w:t>연도는</w:t>
-      </w:r>
-      <w:r>
-        <w:rPr>
-          <w:rFonts w:ascii="Consolas" w:eastAsiaTheme="minorHAnsi" w:hAnsi="Consolas" w:cs="Consolas" w:hint="eastAsia"/>
-          <w:sz w:val="24"/>
-          <w:szCs w:val="24"/>
-        </w:rPr>
-        <w:t xml:space="preserve"> 2025</w:t>
-      </w:r>
-      <w:r>
-        <w:rPr>
-          <w:rFonts w:ascii="Consolas" w:eastAsiaTheme="minorHAnsi" w:hAnsi="Consolas" w:cs="Consolas" w:hint="eastAsia"/>
-          <w:sz w:val="24"/>
-          <w:szCs w:val="24"/>
-        </w:rPr>
-        <w:t>년으로부터</w:t>
-      </w:r>
-      <w:r>
-        <w:rPr>
-          <w:rFonts w:ascii="Consolas" w:eastAsiaTheme="minorHAnsi" w:hAnsi="Consolas" w:cs="Consolas" w:hint="eastAsia"/>
-          <w:sz w:val="24"/>
-          <w:szCs w:val="24"/>
-        </w:rPr>
-        <w:t xml:space="preserve"> </w:t>
-      </w:r>
-      <w:r>
-        <w:rPr>
-          <w:rFonts w:ascii="Consolas" w:eastAsiaTheme="minorHAnsi" w:hAnsi="Consolas" w:cs="Consolas" w:hint="eastAsia"/>
-          <w:sz w:val="24"/>
-          <w:szCs w:val="24"/>
-        </w:rPr>
-        <w:t>몇</w:t>
-      </w:r>
-      <w:r>
-        <w:rPr>
-          <w:rFonts w:ascii="Consolas" w:eastAsiaTheme="minorHAnsi" w:hAnsi="Consolas" w:cs="Consolas" w:hint="eastAsia"/>
-          <w:sz w:val="24"/>
-          <w:szCs w:val="24"/>
-        </w:rPr>
-        <w:t xml:space="preserve"> </w:t>
-      </w:r>
-      <w:r>
-        <w:rPr>
-          <w:rFonts w:ascii="Consolas" w:eastAsiaTheme="minorHAnsi" w:hAnsi="Consolas" w:cs="Consolas" w:hint="eastAsia"/>
-          <w:sz w:val="24"/>
-          <w:szCs w:val="24"/>
-        </w:rPr>
-        <w:t>년</w:t>
-      </w:r>
-      <w:r>
-        <w:rPr>
-          <w:rFonts w:ascii="Consolas" w:eastAsiaTheme="minorHAnsi" w:hAnsi="Consolas" w:cs="Consolas" w:hint="eastAsia"/>
-          <w:sz w:val="24"/>
-          <w:szCs w:val="24"/>
-        </w:rPr>
-        <w:t xml:space="preserve"> </w:t>
-      </w:r>
-      <w:r>
-        <w:rPr>
-          <w:rFonts w:ascii="Consolas" w:eastAsiaTheme="minorHAnsi" w:hAnsi="Consolas" w:cs="Consolas" w:hint="eastAsia"/>
-          <w:sz w:val="24"/>
-          <w:szCs w:val="24"/>
-        </w:rPr>
-        <w:t>뒤일까</w:t>
-      </w:r>
-      <w:r>
-        <w:rPr>
-          <w:rFonts w:ascii="Consolas" w:eastAsiaTheme="minorHAnsi" w:hAnsi="Consolas" w:cs="Consolas" w:hint="eastAsia"/>
-          <w:sz w:val="24"/>
-          <w:szCs w:val="24"/>
-        </w:rPr>
-        <w:t>?</w:t>
-      </w:r>
-      <w:r>
-        <w:rPr>
-          <w:rFonts w:ascii="Consolas" w:eastAsiaTheme="minorHAnsi" w:hAnsi="Consolas" w:cs="Consolas"/>
-          <w:sz w:val="24"/>
-          <w:szCs w:val="24"/>
-        </w:rPr>
-        <w:t xml:space="preserve"> </w:t>
-      </w:r>
-      <w:r>
-        <w:rPr>
-          <w:rFonts w:ascii="Consolas" w:eastAsiaTheme="minorHAnsi" w:hAnsi="Consolas" w:cs="Consolas"/>
-          <w:sz w:val="24"/>
-          <w:szCs w:val="24"/>
-        </w:rPr>
-        <w:t>(</w:t>
-      </w:r>
-      <w:r>
-        <w:rPr>
-          <w:rFonts w:ascii="Consolas" w:eastAsiaTheme="minorHAnsi" w:hAnsi="Consolas" w:cs="Consolas"/>
-          <w:sz w:val="24"/>
-          <w:szCs w:val="24"/>
-        </w:rPr>
-        <w:t>중등</w:t>
-      </w:r>
-      <w:r>
-        <w:rPr>
-          <w:rFonts w:ascii="Consolas" w:eastAsiaTheme="minorHAnsi" w:hAnsi="Consolas" w:cs="Consolas"/>
-          <w:sz w:val="24"/>
-          <w:szCs w:val="24"/>
-        </w:rPr>
-        <w:t xml:space="preserve"> 202</w:t>
-      </w:r>
-      <w:r>
-        <w:rPr>
-          <w:rFonts w:ascii="Consolas" w:eastAsiaTheme="minorHAnsi" w:hAnsi="Consolas" w:cs="Consolas"/>
-          <w:sz w:val="24"/>
-          <w:szCs w:val="24"/>
-        </w:rPr>
-        <w:t>5</w:t>
-      </w:r>
-      <w:r>
-        <w:rPr>
-          <w:rFonts w:ascii="Consolas" w:eastAsiaTheme="minorHAnsi" w:hAnsi="Consolas" w:cs="Consolas"/>
-          <w:sz w:val="24"/>
-          <w:szCs w:val="24"/>
-        </w:rPr>
-        <w:t>년도</w:t>
-      </w:r>
-      <w:r>
-        <w:rPr>
-          <w:rFonts w:ascii="Consolas" w:eastAsiaTheme="minorHAnsi" w:hAnsi="Consolas" w:cs="Consolas"/>
-          <w:sz w:val="24"/>
-          <w:szCs w:val="24"/>
-        </w:rPr>
-        <w:t xml:space="preserve"> </w:t>
-      </w:r>
-      <w:r>
-        <w:rPr>
-          <w:rFonts w:ascii="Consolas" w:eastAsiaTheme="minorHAnsi" w:hAnsi="Consolas" w:cs="Consolas"/>
-          <w:sz w:val="24"/>
-          <w:szCs w:val="24"/>
-        </w:rPr>
-        <w:t>1</w:t>
-      </w:r>
-      <w:r>
-        <w:rPr>
-          <w:rFonts w:ascii="Consolas" w:eastAsiaTheme="minorHAnsi" w:hAnsi="Consolas" w:cs="Consolas"/>
-          <w:sz w:val="24"/>
-          <w:szCs w:val="24"/>
-        </w:rPr>
         <w:t>번</w:t>
       </w:r>
       <w:r>
@@ -21158,15 +20924,6 @@
         </w:rPr>
         <w:t xml:space="preserve"> </w:t>
       </w:r>
-    </w:p>
-    <w:p>
-      <w:pPr>
-        <w:rPr>
-          <w:rFonts w:ascii="Consolas" w:eastAsiaTheme="minorHAnsi" w:hAnsi="Consolas" w:cs="Consolas"/>
-          <w:sz w:val="24"/>
-          <w:szCs w:val="24"/>
-        </w:rPr>
-      </w:pPr>
     </w:p>
     <w:tbl>
       <w:tblPr>
@@ -21196,7 +20953,7 @@
             <w:tcBorders>
               <w:top w:val="single" w:sz="8" w:space="0" w:color="FFFFFF"/>
               <w:left w:val="single" w:sz="8" w:space="0" w:color="FFFFFF"/>
-              <w:bottom w:val="single" w:sz="8" w:space="0" w:color="FFFFFF"/>
+              <w:bottom w:val="single" w:sz="4" w:space="0" w:color="auto"/>
               <w:right w:val="single" w:sz="8" w:space="0" w:color="FFFFFF"/>
             </w:tcBorders>
             <w:shd w:val="clear" w:color="auto" w:fill="auto"/>
@@ -21212,26 +20969,36 @@
               <w:widowControl w:val="0"/>
               <w:spacing w:line="240" w:lineRule="auto"/>
               <w:rPr>
-                <w:rFonts w:asciiTheme="minorHAnsi" w:eastAsiaTheme="minorHAnsi" w:hAnsiTheme="minorHAnsi" w:cs="Consolas"/>
+                <w:rFonts w:ascii="Consolas" w:eastAsiaTheme="minorHAnsi" w:hAnsi="Consolas" w:cs="Consolas"/>
                 <w:sz w:val="24"/>
                 <w:szCs w:val="24"/>
               </w:rPr>
             </w:pPr>
             <w:r>
               <w:rPr>
-                <w:rFonts w:asciiTheme="minorHAnsi" w:eastAsiaTheme="minorHAnsi" w:hAnsiTheme="minorHAnsi" w:cs="Consolas"/>
+                <w:rFonts w:ascii="Consolas" w:eastAsiaTheme="minorHAnsi" w:hAnsi="Consolas" w:cs="Consolas"/>
                 <w:sz w:val="24"/>
                 <w:szCs w:val="24"/>
               </w:rPr>
-              <w:t xml:space="preserve">① </w:t>
+              <w:t>정답</w:t>
             </w:r>
             <w:r>
               <w:rPr>
-                <w:rFonts w:asciiTheme="minorHAnsi" w:eastAsiaTheme="minorHAnsi" w:hAnsiTheme="minorHAnsi" w:cs="Consolas"/>
+                <w:rFonts w:ascii="Consolas" w:eastAsiaTheme="minorHAnsi" w:hAnsi="Consolas" w:cs="Consolas"/>
                 <w:sz w:val="24"/>
                 <w:szCs w:val="24"/>
               </w:rPr>
-              <w:t>169</w:t>
+              <w:t xml:space="preserve">: </w:t>
+            </w:r>
+            <w:r>
+              <w:rPr>
+                <w:rFonts w:ascii="Consolas" w:eastAsiaTheme="minorHAnsi" w:hAnsi="Consolas" w:cs="Consolas"/>
+                <w:b/>
+                <w:color w:val="FF0000"/>
+                <w:sz w:val="24"/>
+                <w:szCs w:val="24"/>
+              </w:rPr>
+              <w:t>36</w:t>
             </w:r>
           </w:p>
         </w:tc>
@@ -21241,7 +21008,7 @@
             <w:tcBorders>
               <w:top w:val="single" w:sz="8" w:space="0" w:color="FFFFFF"/>
               <w:left w:val="single" w:sz="8" w:space="0" w:color="FFFFFF"/>
-              <w:bottom w:val="single" w:sz="8" w:space="0" w:color="FFFFFF"/>
+              <w:bottom w:val="single" w:sz="4" w:space="0" w:color="auto"/>
               <w:right w:val="single" w:sz="8" w:space="0" w:color="FFFFFF"/>
             </w:tcBorders>
             <w:shd w:val="clear" w:color="auto" w:fill="auto"/>
@@ -21257,27 +21024,11 @@
               <w:widowControl w:val="0"/>
               <w:spacing w:line="240" w:lineRule="auto"/>
               <w:rPr>
-                <w:rFonts w:asciiTheme="minorHAnsi" w:eastAsiaTheme="minorHAnsi" w:hAnsiTheme="minorHAnsi" w:cs="Consolas"/>
+                <w:rFonts w:ascii="Consolas" w:eastAsiaTheme="minorHAnsi" w:hAnsi="Consolas" w:cs="Consolas"/>
                 <w:sz w:val="24"/>
                 <w:szCs w:val="24"/>
               </w:rPr>
             </w:pPr>
-            <w:r>
-              <w:rPr>
-                <w:rFonts w:asciiTheme="minorHAnsi" w:eastAsiaTheme="minorHAnsi" w:hAnsiTheme="minorHAnsi" w:cs="Consolas"/>
-                <w:sz w:val="24"/>
-                <w:szCs w:val="24"/>
-              </w:rPr>
-              <w:t xml:space="preserve">② </w:t>
-            </w:r>
-            <w:r>
-              <w:rPr>
-                <w:rFonts w:asciiTheme="minorHAnsi" w:eastAsiaTheme="minorHAnsi" w:hAnsiTheme="minorHAnsi" w:cs="Consolas"/>
-                <w:sz w:val="24"/>
-                <w:szCs w:val="24"/>
-              </w:rPr>
-              <w:t>182</w:t>
-            </w:r>
           </w:p>
         </w:tc>
         <w:tc>
@@ -21286,7 +21037,7 @@
             <w:tcBorders>
               <w:top w:val="single" w:sz="8" w:space="0" w:color="FFFFFF"/>
               <w:left w:val="single" w:sz="8" w:space="0" w:color="FFFFFF"/>
-              <w:bottom w:val="single" w:sz="8" w:space="0" w:color="FFFFFF"/>
+              <w:bottom w:val="single" w:sz="4" w:space="0" w:color="auto"/>
               <w:right w:val="single" w:sz="8" w:space="0" w:color="FFFFFF"/>
             </w:tcBorders>
             <w:shd w:val="clear" w:color="auto" w:fill="auto"/>
@@ -21302,24 +21053,11 @@
               <w:widowControl w:val="0"/>
               <w:spacing w:line="240" w:lineRule="auto"/>
               <w:rPr>
-                <w:rFonts w:asciiTheme="minorHAnsi" w:eastAsiaTheme="minorHAnsi" w:hAnsiTheme="minorHAnsi" w:cs="Consolas"/>
-                <w:b/>
-                <w:bCs/>
+                <w:rFonts w:ascii="Consolas" w:eastAsiaTheme="minorHAnsi" w:hAnsi="Consolas" w:cs="Consolas"/>
                 <w:sz w:val="24"/>
                 <w:szCs w:val="24"/>
               </w:rPr>
             </w:pPr>
-            <w:r>
-              <w:rPr>
-                <w:rFonts w:asciiTheme="minorHAnsi" w:eastAsiaTheme="minorHAnsi" w:hAnsiTheme="minorHAnsi" w:cs="Consolas"/>
-                <w:b/>
-                <w:bCs/>
-                <w:color w:val="FF0000"/>
-                <w:sz w:val="24"/>
-                <w:szCs w:val="24"/>
-              </w:rPr>
-              <w:t>③ 184</w:t>
-            </w:r>
           </w:p>
         </w:tc>
         <w:tc>
@@ -21328,7 +21066,7 @@
             <w:tcBorders>
               <w:top w:val="single" w:sz="8" w:space="0" w:color="FFFFFF"/>
               <w:left w:val="single" w:sz="8" w:space="0" w:color="FFFFFF"/>
-              <w:bottom w:val="single" w:sz="8" w:space="0" w:color="FFFFFF"/>
+              <w:bottom w:val="single" w:sz="4" w:space="0" w:color="auto"/>
               <w:right w:val="single" w:sz="8" w:space="0" w:color="FFFFFF"/>
             </w:tcBorders>
             <w:shd w:val="clear" w:color="auto" w:fill="auto"/>
@@ -21344,27 +21082,11 @@
               <w:widowControl w:val="0"/>
               <w:spacing w:line="240" w:lineRule="auto"/>
               <w:rPr>
-                <w:rFonts w:asciiTheme="minorHAnsi" w:eastAsiaTheme="minorHAnsi" w:hAnsiTheme="minorHAnsi" w:cs="Consolas"/>
+                <w:rFonts w:ascii="Consolas" w:eastAsiaTheme="minorHAnsi" w:hAnsi="Consolas" w:cs="Consolas"/>
                 <w:sz w:val="24"/>
                 <w:szCs w:val="24"/>
               </w:rPr>
             </w:pPr>
-            <w:r>
-              <w:rPr>
-                <w:rFonts w:asciiTheme="minorHAnsi" w:eastAsiaTheme="minorHAnsi" w:hAnsiTheme="minorHAnsi" w:cs="Consolas"/>
-                <w:sz w:val="24"/>
-                <w:szCs w:val="24"/>
-              </w:rPr>
-              <w:t xml:space="preserve">④ </w:t>
-            </w:r>
-            <w:r>
-              <w:rPr>
-                <w:rFonts w:asciiTheme="minorHAnsi" w:eastAsiaTheme="minorHAnsi" w:hAnsiTheme="minorHAnsi" w:cs="Consolas"/>
-                <w:sz w:val="24"/>
-                <w:szCs w:val="24"/>
-              </w:rPr>
-              <w:t>196</w:t>
-            </w:r>
           </w:p>
         </w:tc>
         <w:tc>
@@ -21373,7 +21095,7 @@
             <w:tcBorders>
               <w:top w:val="single" w:sz="8" w:space="0" w:color="FFFFFF"/>
               <w:left w:val="single" w:sz="8" w:space="0" w:color="FFFFFF"/>
-              <w:bottom w:val="single" w:sz="8" w:space="0" w:color="FFFFFF"/>
+              <w:bottom w:val="single" w:sz="4" w:space="0" w:color="auto"/>
               <w:right w:val="single" w:sz="8" w:space="0" w:color="FFFFFF"/>
             </w:tcBorders>
             <w:shd w:val="clear" w:color="auto" w:fill="auto"/>
@@ -21389,31 +21111,24 @@
               <w:widowControl w:val="0"/>
               <w:spacing w:line="240" w:lineRule="auto"/>
               <w:rPr>
-                <w:rFonts w:asciiTheme="minorHAnsi" w:eastAsiaTheme="minorHAnsi" w:hAnsiTheme="minorHAnsi" w:cs="Consolas"/>
+                <w:rFonts w:ascii="Consolas" w:eastAsiaTheme="minorHAnsi" w:hAnsi="Consolas" w:cs="Consolas"/>
                 <w:sz w:val="24"/>
                 <w:szCs w:val="24"/>
               </w:rPr>
             </w:pPr>
-            <w:r>
-              <w:rPr>
-                <w:rFonts w:asciiTheme="minorHAnsi" w:eastAsiaTheme="minorHAnsi" w:hAnsiTheme="minorHAnsi" w:cs="Consolas"/>
-                <w:sz w:val="24"/>
-                <w:szCs w:val="24"/>
-              </w:rPr>
-              <w:t xml:space="preserve">⑤ </w:t>
-            </w:r>
-            <w:r>
-              <w:rPr>
-                <w:rFonts w:asciiTheme="minorHAnsi" w:eastAsiaTheme="minorHAnsi" w:hAnsiTheme="minorHAnsi" w:cs="Consolas"/>
-                <w:sz w:val="24"/>
-                <w:szCs w:val="24"/>
-              </w:rPr>
-              <w:t>225</w:t>
-            </w:r>
           </w:p>
         </w:tc>
       </w:tr>
     </w:tbl>
+    <w:p>
+      <w:pPr>
+        <w:rPr>
+          <w:rFonts w:ascii="Consolas" w:eastAsiaTheme="minorHAnsi" w:hAnsi="Consolas" w:cs="Consolas"/>
+          <w:sz w:val="24"/>
+          <w:szCs w:val="24"/>
+        </w:rPr>
+      </w:pPr>
+    </w:p>
     <w:p>
       <w:pPr>
         <w:rPr>
@@ -21437,7 +21152,7 @@
           <w:szCs w:val="24"/>
         </w:rPr>
       </w:pPr>
-      <w:bookmarkStart w:id="0" w:name="_Hlk223020222"/>
+      <w:bookmarkStart w:id="1" w:name="_Hlk223020222"/>
       <w:r>
         <w:rPr>
           <w:rFonts w:ascii="Consolas" w:eastAsiaTheme="minorHAnsi" w:hAnsi="Consolas" w:cs="Consolas" w:hint="eastAsia"/>
@@ -22493,7 +22208,7 @@
         </w:rPr>
         <w:t>.</w:t>
       </w:r>
-      <w:bookmarkEnd w:id="0"/>
+      <w:bookmarkEnd w:id="1"/>
       <w:r>
         <w:rPr>
           <w:rFonts w:ascii="Consolas" w:eastAsiaTheme="minorHAnsi" w:hAnsi="Consolas" w:cs="Consolas"/>
@@ -22566,8 +22281,6 @@
         </w:rPr>
         <w:t>3</w:t>
       </w:r>
-      <w:bookmarkStart w:id="1" w:name="_GoBack"/>
-      <w:bookmarkEnd w:id="1"/>
       <w:r>
         <w:rPr>
           <w:rFonts w:ascii="Consolas" w:eastAsiaTheme="minorHAnsi" w:hAnsi="Consolas" w:cs="Consolas" w:hint="eastAsia"/>
@@ -23014,7 +22727,7 @@
                 <w:bCs/>
                 <w:noProof/>
               </w:rPr>
-              <w:t>9</w:t>
+              <w:t>7</w:t>
             </w:r>
             <w:r>
               <w:rPr>
@@ -25096,7 +24809,7 @@
         <w:rFonts w:hint="eastAsia"/>
       </w:rPr>
     </w:lvl>
-    <w:lvl w:ilvl="1" w:tplc="04090019" w:tentative="1">
+    <w:lvl w:ilvl="1" w:tplc="04090019">
       <w:start w:val="1"/>
       <w:numFmt w:val="upperLetter"/>
       <w:lvlText w:val="%2."/>
@@ -26985,7 +26698,7 @@
   </w:latentStyles>
   <w:style w:type="paragraph" w:default="1" w:styleId="a">
     <w:name w:val="Normal"/>
-    <w:rsid w:val="00F44B07"/>
+    <w:rsid w:val="0011101D"/>
     <w:pPr>
       <w:spacing w:after="0" w:line="276" w:lineRule="auto"/>
       <w:jc w:val="left"/>
@@ -27598,7 +27311,7 @@
 </file>
 
 <file path=customXml/itemProps1.xml><?xml version="1.0" encoding="utf-8"?>
-<ds:datastoreItem xmlns:ds="http://schemas.openxmlformats.org/officeDocument/2006/customXml" ds:itemID="{18AFFE3D-F9CC-4867-B8A4-5A5F8C7FA69F}">
+<ds:datastoreItem xmlns:ds="http://schemas.openxmlformats.org/officeDocument/2006/customXml" ds:itemID="{EB013E9C-4C05-45D6-BDAC-90BD6D17CE8F}">
   <ds:schemaRefs>
     <ds:schemaRef ds:uri="http://schemas.openxmlformats.org/officeDocument/2006/bibliography"/>
   </ds:schemaRefs>

--- a/practice/data/theory/jungol/03_고등/1주차/2026년_1차_고등_수업_교사용_2019-2025.docx
+++ b/practice/data/theory/jungol/03_고등/1주차/2026년_1차_고등_수업_교사용_2019-2025.docx
@@ -19512,8 +19512,6 @@
         </w:rPr>
         <w:t>사고력</w:t>
       </w:r>
-      <w:bookmarkStart w:id="0" w:name="_GoBack"/>
-      <w:bookmarkEnd w:id="0"/>
       <w:r>
         <w:rPr>
           <w:rFonts w:ascii="Consolas" w:eastAsiaTheme="minorHAnsi" w:hAnsi="Consolas" w:cs="Consolas"/>
@@ -19559,7 +19557,7 @@
         </w:numPr>
         <w:ind w:leftChars="0"/>
         <w:rPr>
-          <w:rFonts w:ascii="Consolas" w:eastAsiaTheme="minorHAnsi" w:hAnsi="Consolas" w:cs="Consolas" w:hint="eastAsia"/>
+          <w:rFonts w:ascii="Consolas" w:eastAsiaTheme="minorHAnsi" w:hAnsi="Consolas" w:cs="Consolas"/>
           <w:sz w:val="24"/>
           <w:szCs w:val="24"/>
         </w:rPr>
@@ -19602,7 +19600,7 @@
         <w:pStyle w:val="a7"/>
         <w:ind w:leftChars="182" w:left="400"/>
         <w:rPr>
-          <w:rFonts w:ascii="Consolas" w:eastAsiaTheme="minorHAnsi" w:hAnsi="Consolas" w:cs="Consolas" w:hint="eastAsia"/>
+          <w:rFonts w:ascii="Consolas" w:eastAsiaTheme="minorHAnsi" w:hAnsi="Consolas" w:cs="Consolas"/>
           <w:sz w:val="24"/>
           <w:szCs w:val="24"/>
         </w:rPr>
@@ -19917,7 +19915,7 @@
         <w:pStyle w:val="a7"/>
         <w:ind w:leftChars="182" w:left="400"/>
         <w:rPr>
-          <w:rFonts w:ascii="Consolas" w:eastAsiaTheme="minorHAnsi" w:hAnsi="Consolas" w:cs="Consolas" w:hint="eastAsia"/>
+          <w:rFonts w:ascii="Consolas" w:eastAsiaTheme="minorHAnsi" w:hAnsi="Consolas" w:cs="Consolas"/>
           <w:sz w:val="24"/>
           <w:szCs w:val="24"/>
         </w:rPr>
@@ -20083,7 +20081,7 @@
         <w:pStyle w:val="a7"/>
         <w:ind w:leftChars="282" w:left="620"/>
         <w:rPr>
-          <w:rFonts w:ascii="Consolas" w:eastAsiaTheme="minorHAnsi" w:hAnsi="Consolas" w:cs="Consolas" w:hint="eastAsia"/>
+          <w:rFonts w:ascii="Consolas" w:eastAsiaTheme="minorHAnsi" w:hAnsi="Consolas" w:cs="Consolas"/>
           <w:sz w:val="24"/>
           <w:szCs w:val="24"/>
         </w:rPr>
@@ -20262,7 +20260,7 @@
         <w:pStyle w:val="a7"/>
         <w:ind w:leftChars="282" w:left="620"/>
         <w:rPr>
-          <w:rFonts w:ascii="Consolas" w:eastAsiaTheme="minorHAnsi" w:hAnsi="Consolas" w:cs="Consolas" w:hint="eastAsia"/>
+          <w:rFonts w:ascii="Consolas" w:eastAsiaTheme="minorHAnsi" w:hAnsi="Consolas" w:cs="Consolas"/>
           <w:sz w:val="24"/>
           <w:szCs w:val="24"/>
         </w:rPr>
@@ -20441,7 +20439,7 @@
         <w:pStyle w:val="a7"/>
         <w:ind w:leftChars="282" w:left="620"/>
         <w:rPr>
-          <w:rFonts w:ascii="Consolas" w:eastAsiaTheme="minorHAnsi" w:hAnsi="Consolas" w:cs="Consolas" w:hint="eastAsia"/>
+          <w:rFonts w:ascii="Consolas" w:eastAsiaTheme="minorHAnsi" w:hAnsi="Consolas" w:cs="Consolas"/>
           <w:sz w:val="24"/>
           <w:szCs w:val="24"/>
         </w:rPr>
@@ -21152,7 +21150,7 @@
           <w:szCs w:val="24"/>
         </w:rPr>
       </w:pPr>
-      <w:bookmarkStart w:id="1" w:name="_Hlk223020222"/>
+      <w:bookmarkStart w:id="0" w:name="_Hlk223020222"/>
       <w:r>
         <w:rPr>
           <w:rFonts w:ascii="Consolas" w:eastAsiaTheme="minorHAnsi" w:hAnsi="Consolas" w:cs="Consolas" w:hint="eastAsia"/>
@@ -22208,7 +22206,7 @@
         </w:rPr>
         <w:t>.</w:t>
       </w:r>
-      <w:bookmarkEnd w:id="1"/>
+      <w:bookmarkEnd w:id="0"/>
       <w:r>
         <w:rPr>
           <w:rFonts w:ascii="Consolas" w:eastAsiaTheme="minorHAnsi" w:hAnsi="Consolas" w:cs="Consolas"/>
@@ -22412,13 +22410,955 @@
         </w:rPr>
       </w:pPr>
     </w:p>
+    <w:p>
+      <w:pPr>
+        <w:rPr>
+          <w:rFonts w:ascii="Consolas" w:eastAsiaTheme="minorHAnsi" w:hAnsi="Consolas" w:cs="Consolas"/>
+          <w:sz w:val="24"/>
+          <w:szCs w:val="24"/>
+        </w:rPr>
+      </w:pPr>
+    </w:p>
+    <w:p>
+      <w:pPr>
+        <w:rPr>
+          <w:rFonts w:ascii="Consolas" w:eastAsiaTheme="minorHAnsi" w:hAnsi="Consolas" w:cs="Consolas"/>
+          <w:sz w:val="24"/>
+          <w:szCs w:val="24"/>
+        </w:rPr>
+      </w:pPr>
+    </w:p>
+    <w:p>
+      <w:pPr>
+        <w:pStyle w:val="a7"/>
+        <w:numPr>
+          <w:ilvl w:val="0"/>
+          <w:numId w:val="21"/>
+        </w:numPr>
+        <w:ind w:leftChars="0"/>
+        <w:rPr>
+          <w:rFonts w:ascii="Consolas" w:eastAsiaTheme="minorHAnsi" w:hAnsi="Consolas" w:cs="맑은 고딕"/>
+          <w:sz w:val="24"/>
+          <w:szCs w:val="24"/>
+        </w:rPr>
+      </w:pPr>
+      <w:r>
+        <w:rPr>
+          <w:rFonts w:ascii="Consolas" w:eastAsiaTheme="minorHAnsi" w:hAnsi="Consolas" w:cs="Consolas" w:hint="eastAsia"/>
+          <w:sz w:val="24"/>
+          <w:szCs w:val="24"/>
+        </w:rPr>
+        <w:lastRenderedPageBreak/>
+        <w:t xml:space="preserve"> </w:t>
+      </w:r>
+      <w:proofErr w:type="spellStart"/>
+      <w:r>
+        <w:rPr>
+          <w:rFonts w:ascii="Consolas" w:eastAsiaTheme="minorHAnsi" w:hAnsi="Consolas" w:cs="맑은 고딕" w:hint="eastAsia"/>
+          <w:sz w:val="24"/>
+          <w:szCs w:val="24"/>
+        </w:rPr>
+        <w:t>거리점프</w:t>
+      </w:r>
+      <w:proofErr w:type="spellEnd"/>
+      <w:r>
+        <w:rPr>
+          <w:rFonts w:ascii="Consolas" w:eastAsiaTheme="minorHAnsi" w:hAnsi="Consolas" w:cs="맑은 고딕"/>
+          <w:sz w:val="24"/>
+          <w:szCs w:val="24"/>
+        </w:rPr>
+        <w:t>(14</w:t>
+      </w:r>
+      <w:r>
+        <w:rPr>
+          <w:rFonts w:ascii="Consolas" w:eastAsiaTheme="minorHAnsi" w:hAnsi="Consolas" w:cs="맑은 고딕" w:hint="eastAsia"/>
+          <w:sz w:val="24"/>
+          <w:szCs w:val="24"/>
+        </w:rPr>
+        <w:t>점</w:t>
+      </w:r>
+      <w:r>
+        <w:rPr>
+          <w:rFonts w:ascii="Consolas" w:eastAsiaTheme="minorHAnsi" w:hAnsi="Consolas" w:cs="맑은 고딕" w:hint="eastAsia"/>
+          <w:sz w:val="24"/>
+          <w:szCs w:val="24"/>
+        </w:rPr>
+        <w:t>)</w:t>
+      </w:r>
+    </w:p>
+    <w:p>
+      <w:pPr>
+        <w:pStyle w:val="FirstParagraph"/>
+        <w:ind w:left="400"/>
+      </w:pPr>
+      <w:r>
+        <w:t xml:space="preserve">정수 t에 대해, f(t)의 값은, 처음 x = t 위치에서 닫힌 구간 [20, 25]로 들어가기 위해 이동해야 하는 최소 거리로 정의한다. </w:t>
+      </w:r>
+    </w:p>
+    <w:p>
+      <w:pPr>
+        <w:pStyle w:val="FirstParagraph"/>
+        <w:ind w:firstLine="400"/>
+      </w:pPr>
+      <w:r>
+        <w:t xml:space="preserve">즉: </w:t>
+      </w:r>
+    </w:p>
+    <w:p>
+      <w:pPr>
+        <w:pStyle w:val="FirstParagraph"/>
+        <w:ind w:left="400" w:firstLine="400"/>
+      </w:pPr>
+      <w:r>
+        <w:t xml:space="preserve">• t &lt; 20 이면 f(t) = 20 - t 이다. </w:t>
+      </w:r>
+    </w:p>
+    <w:p>
+      <w:pPr>
+        <w:pStyle w:val="FirstParagraph"/>
+        <w:ind w:left="400" w:firstLine="400"/>
+      </w:pPr>
+      <w:r>
+        <w:t xml:space="preserve">• 20 ≤ t ≤ 25 이면 </w:t>
+      </w:r>
+      <m:oMath>
+        <m:r>
+          <w:rPr>
+            <w:rFonts w:ascii="Cambria Math" w:hAnsi="Cambria Math"/>
+          </w:rPr>
+          <m:t>f</m:t>
+        </m:r>
+        <m:r>
+          <m:rPr>
+            <m:sty m:val="p"/>
+          </m:rPr>
+          <w:rPr>
+            <w:rFonts w:ascii="Cambria Math" w:hAnsi="Cambria Math"/>
+          </w:rPr>
+          <m:t>(</m:t>
+        </m:r>
+        <m:r>
+          <w:rPr>
+            <w:rFonts w:ascii="Cambria Math" w:hAnsi="Cambria Math"/>
+          </w:rPr>
+          <m:t>t</m:t>
+        </m:r>
+        <m:r>
+          <m:rPr>
+            <m:sty m:val="p"/>
+          </m:rPr>
+          <w:rPr>
+            <w:rFonts w:ascii="Cambria Math" w:hAnsi="Cambria Math"/>
+          </w:rPr>
+          <m:t>)=</m:t>
+        </m:r>
+        <m:r>
+          <w:rPr>
+            <w:rFonts w:ascii="Cambria Math" w:hAnsi="Cambria Math"/>
+          </w:rPr>
+          <m:t>0</m:t>
+        </m:r>
+      </m:oMath>
+      <w:r>
+        <w:t xml:space="preserve"> 이다. </w:t>
+      </w:r>
+    </w:p>
+    <w:p>
+      <w:pPr>
+        <w:pStyle w:val="FirstParagraph"/>
+        <w:ind w:firstLine="800"/>
+        <w:rPr>
+          <w:rFonts w:eastAsia="DengXian"/>
+        </w:rPr>
+      </w:pPr>
+      <w:r>
+        <w:t>• t &gt; 25 이면 f(t) = t - 25 이다.</w:t>
+      </w:r>
+    </w:p>
+    <w:p>
+      <w:pPr>
+        <w:pStyle w:val="FirstParagraph"/>
+      </w:pPr>
+      <w:r>
+        <w:t xml:space="preserve">좌표 </w:t>
+      </w:r>
+      <m:oMath>
+        <m:sSub>
+          <m:sSubPr>
+            <m:ctrlPr>
+              <w:rPr>
+                <w:rFonts w:ascii="Cambria Math" w:hAnsi="Cambria Math"/>
+              </w:rPr>
+            </m:ctrlPr>
+          </m:sSubPr>
+          <m:e>
+            <m:r>
+              <w:rPr>
+                <w:rFonts w:ascii="Cambria Math" w:hAnsi="Cambria Math"/>
+              </w:rPr>
+              <m:t>x</m:t>
+            </m:r>
+          </m:e>
+          <m:sub>
+            <m:r>
+              <w:rPr>
+                <w:rFonts w:ascii="Cambria Math" w:hAnsi="Cambria Math"/>
+              </w:rPr>
+              <m:t>0</m:t>
+            </m:r>
+          </m:sub>
+        </m:sSub>
+      </m:oMath>
+      <w:r>
+        <w:t xml:space="preserve">에 있던 사람이 한 번의 거리 점프를 하면, 좌표 </w:t>
+      </w:r>
+      <m:oMath>
+        <m:r>
+          <w:rPr>
+            <w:rFonts w:ascii="Cambria Math" w:hAnsi="Cambria Math"/>
+          </w:rPr>
+          <m:t>f</m:t>
+        </m:r>
+        <m:r>
+          <m:rPr>
+            <m:sty m:val="p"/>
+          </m:rPr>
+          <w:rPr>
+            <w:rFonts w:ascii="Cambria Math" w:hAnsi="Cambria Math"/>
+          </w:rPr>
+          <m:t>(</m:t>
+        </m:r>
+        <m:sSub>
+          <m:sSubPr>
+            <m:ctrlPr>
+              <w:rPr>
+                <w:rFonts w:ascii="Cambria Math" w:hAnsi="Cambria Math"/>
+              </w:rPr>
+            </m:ctrlPr>
+          </m:sSubPr>
+          <m:e>
+            <m:r>
+              <w:rPr>
+                <w:rFonts w:ascii="Cambria Math" w:hAnsi="Cambria Math"/>
+              </w:rPr>
+              <m:t>x</m:t>
+            </m:r>
+          </m:e>
+          <m:sub>
+            <m:r>
+              <w:rPr>
+                <w:rFonts w:ascii="Cambria Math" w:hAnsi="Cambria Math"/>
+              </w:rPr>
+              <m:t>0</m:t>
+            </m:r>
+          </m:sub>
+        </m:sSub>
+        <m:r>
+          <m:rPr>
+            <m:sty m:val="p"/>
+          </m:rPr>
+          <w:rPr>
+            <w:rFonts w:ascii="Cambria Math" w:hAnsi="Cambria Math"/>
+          </w:rPr>
+          <m:t>)</m:t>
+        </m:r>
+      </m:oMath>
+      <w:r>
+        <w:t>로 이동한다.</w:t>
+      </w:r>
+    </w:p>
+    <w:p>
+      <w:pPr>
+        <w:pStyle w:val="ad"/>
+      </w:pPr>
+      <w:r>
+        <w:t xml:space="preserve">좌표 </w:t>
+      </w:r>
+      <m:oMath>
+        <m:sSub>
+          <m:sSubPr>
+            <m:ctrlPr>
+              <w:rPr>
+                <w:rFonts w:ascii="Cambria Math" w:hAnsi="Cambria Math"/>
+              </w:rPr>
+            </m:ctrlPr>
+          </m:sSubPr>
+          <m:e>
+            <m:r>
+              <w:rPr>
+                <w:rFonts w:ascii="Cambria Math" w:hAnsi="Cambria Math"/>
+              </w:rPr>
+              <m:t>x</m:t>
+            </m:r>
+          </m:e>
+          <m:sub>
+            <m:r>
+              <w:rPr>
+                <w:rFonts w:ascii="Cambria Math" w:hAnsi="Cambria Math"/>
+              </w:rPr>
+              <m:t>0</m:t>
+            </m:r>
+          </m:sub>
+        </m:sSub>
+      </m:oMath>
+      <w:r>
+        <w:t xml:space="preserve">에 있던 사람이 </w:t>
+      </w:r>
+      <m:oMath>
+        <m:r>
+          <w:rPr>
+            <w:rFonts w:ascii="Cambria Math" w:hAnsi="Cambria Math"/>
+          </w:rPr>
+          <m:t>n</m:t>
+        </m:r>
+      </m:oMath>
+      <w:r>
+        <w:t xml:space="preserve">번의 거리 점프를 했을 때 이동한 좌표를 </w:t>
+      </w:r>
+      <m:oMath>
+        <m:sSup>
+          <m:sSupPr>
+            <m:ctrlPr>
+              <w:rPr>
+                <w:rFonts w:ascii="Cambria Math" w:hAnsi="Cambria Math"/>
+              </w:rPr>
+            </m:ctrlPr>
+          </m:sSupPr>
+          <m:e>
+            <m:r>
+              <w:rPr>
+                <w:rFonts w:ascii="Cambria Math" w:hAnsi="Cambria Math"/>
+              </w:rPr>
+              <m:t>f</m:t>
+            </m:r>
+          </m:e>
+          <m:sup>
+            <m:r>
+              <w:rPr>
+                <w:rFonts w:ascii="Cambria Math" w:hAnsi="Cambria Math"/>
+              </w:rPr>
+              <m:t>n</m:t>
+            </m:r>
+          </m:sup>
+        </m:sSup>
+        <m:r>
+          <m:rPr>
+            <m:sty m:val="p"/>
+          </m:rPr>
+          <w:rPr>
+            <w:rFonts w:ascii="Cambria Math" w:hAnsi="Cambria Math"/>
+          </w:rPr>
+          <m:t>(</m:t>
+        </m:r>
+        <m:sSub>
+          <m:sSubPr>
+            <m:ctrlPr>
+              <w:rPr>
+                <w:rFonts w:ascii="Cambria Math" w:hAnsi="Cambria Math"/>
+              </w:rPr>
+            </m:ctrlPr>
+          </m:sSubPr>
+          <m:e>
+            <m:r>
+              <w:rPr>
+                <w:rFonts w:ascii="Cambria Math" w:hAnsi="Cambria Math"/>
+              </w:rPr>
+              <m:t>x</m:t>
+            </m:r>
+          </m:e>
+          <m:sub>
+            <m:r>
+              <w:rPr>
+                <w:rFonts w:ascii="Cambria Math" w:hAnsi="Cambria Math"/>
+              </w:rPr>
+              <m:t>0</m:t>
+            </m:r>
+          </m:sub>
+        </m:sSub>
+        <m:r>
+          <m:rPr>
+            <m:sty m:val="p"/>
+          </m:rPr>
+          <w:rPr>
+            <w:rFonts w:ascii="Cambria Math" w:hAnsi="Cambria Math"/>
+          </w:rPr>
+          <m:t>)</m:t>
+        </m:r>
+      </m:oMath>
+      <w:r>
+        <w:t xml:space="preserve"> 라고 하자. 즉, </w:t>
+      </w:r>
+      <m:oMath>
+        <m:sSup>
+          <m:sSupPr>
+            <m:ctrlPr>
+              <w:rPr>
+                <w:rFonts w:ascii="Cambria Math" w:hAnsi="Cambria Math"/>
+              </w:rPr>
+            </m:ctrlPr>
+          </m:sSupPr>
+          <m:e>
+            <m:r>
+              <w:rPr>
+                <w:rFonts w:ascii="Cambria Math" w:hAnsi="Cambria Math"/>
+              </w:rPr>
+              <m:t>f</m:t>
+            </m:r>
+          </m:e>
+          <m:sup>
+            <m:r>
+              <w:rPr>
+                <w:rFonts w:ascii="Cambria Math" w:hAnsi="Cambria Math"/>
+              </w:rPr>
+              <m:t>1</m:t>
+            </m:r>
+          </m:sup>
+        </m:sSup>
+        <m:r>
+          <m:rPr>
+            <m:sty m:val="p"/>
+          </m:rPr>
+          <w:rPr>
+            <w:rFonts w:ascii="Cambria Math" w:hAnsi="Cambria Math"/>
+          </w:rPr>
+          <m:t>(</m:t>
+        </m:r>
+        <m:sSub>
+          <m:sSubPr>
+            <m:ctrlPr>
+              <w:rPr>
+                <w:rFonts w:ascii="Cambria Math" w:hAnsi="Cambria Math"/>
+              </w:rPr>
+            </m:ctrlPr>
+          </m:sSubPr>
+          <m:e>
+            <m:r>
+              <w:rPr>
+                <w:rFonts w:ascii="Cambria Math" w:hAnsi="Cambria Math"/>
+              </w:rPr>
+              <m:t>x</m:t>
+            </m:r>
+          </m:e>
+          <m:sub>
+            <m:r>
+              <w:rPr>
+                <w:rFonts w:ascii="Cambria Math" w:hAnsi="Cambria Math"/>
+              </w:rPr>
+              <m:t>0</m:t>
+            </m:r>
+          </m:sub>
+        </m:sSub>
+        <m:r>
+          <m:rPr>
+            <m:sty m:val="p"/>
+          </m:rPr>
+          <w:rPr>
+            <w:rFonts w:ascii="Cambria Math" w:hAnsi="Cambria Math"/>
+          </w:rPr>
+          <m:t>)=</m:t>
+        </m:r>
+        <m:r>
+          <w:rPr>
+            <w:rFonts w:ascii="Cambria Math" w:hAnsi="Cambria Math"/>
+          </w:rPr>
+          <m:t>f</m:t>
+        </m:r>
+        <m:r>
+          <m:rPr>
+            <m:sty m:val="p"/>
+          </m:rPr>
+          <w:rPr>
+            <w:rFonts w:ascii="Cambria Math" w:hAnsi="Cambria Math"/>
+          </w:rPr>
+          <m:t>(</m:t>
+        </m:r>
+        <m:sSub>
+          <m:sSubPr>
+            <m:ctrlPr>
+              <w:rPr>
+                <w:rFonts w:ascii="Cambria Math" w:hAnsi="Cambria Math"/>
+              </w:rPr>
+            </m:ctrlPr>
+          </m:sSubPr>
+          <m:e>
+            <m:r>
+              <w:rPr>
+                <w:rFonts w:ascii="Cambria Math" w:hAnsi="Cambria Math"/>
+              </w:rPr>
+              <m:t>x</m:t>
+            </m:r>
+          </m:e>
+          <m:sub>
+            <m:r>
+              <w:rPr>
+                <w:rFonts w:ascii="Cambria Math" w:hAnsi="Cambria Math"/>
+              </w:rPr>
+              <m:t>0</m:t>
+            </m:r>
+          </m:sub>
+        </m:sSub>
+        <m:r>
+          <m:rPr>
+            <m:sty m:val="p"/>
+          </m:rPr>
+          <w:rPr>
+            <w:rFonts w:ascii="Cambria Math" w:hAnsi="Cambria Math"/>
+          </w:rPr>
+          <m:t>)</m:t>
+        </m:r>
+      </m:oMath>
+      <w:r>
+        <w:t xml:space="preserve"> 이고, </w:t>
+      </w:r>
+      <m:oMath>
+        <m:r>
+          <w:rPr>
+            <w:rFonts w:ascii="Cambria Math" w:hAnsi="Cambria Math"/>
+          </w:rPr>
+          <m:t>n</m:t>
+        </m:r>
+        <m:r>
+          <m:rPr>
+            <m:sty m:val="p"/>
+          </m:rPr>
+          <w:rPr>
+            <w:rFonts w:ascii="Cambria Math" w:hAnsi="Cambria Math"/>
+          </w:rPr>
+          <m:t>≥</m:t>
+        </m:r>
+        <m:r>
+          <w:rPr>
+            <w:rFonts w:ascii="Cambria Math" w:hAnsi="Cambria Math"/>
+          </w:rPr>
+          <m:t>2</m:t>
+        </m:r>
+      </m:oMath>
+      <w:r>
+        <w:t xml:space="preserve">이면 </w:t>
+      </w:r>
+      <m:oMath>
+        <m:sSup>
+          <m:sSupPr>
+            <m:ctrlPr>
+              <w:rPr>
+                <w:rFonts w:ascii="Cambria Math" w:hAnsi="Cambria Math"/>
+              </w:rPr>
+            </m:ctrlPr>
+          </m:sSupPr>
+          <m:e>
+            <m:r>
+              <w:rPr>
+                <w:rFonts w:ascii="Cambria Math" w:hAnsi="Cambria Math"/>
+              </w:rPr>
+              <m:t>f</m:t>
+            </m:r>
+          </m:e>
+          <m:sup>
+            <m:r>
+              <w:rPr>
+                <w:rFonts w:ascii="Cambria Math" w:hAnsi="Cambria Math"/>
+              </w:rPr>
+              <m:t>n</m:t>
+            </m:r>
+          </m:sup>
+        </m:sSup>
+        <m:r>
+          <m:rPr>
+            <m:sty m:val="p"/>
+          </m:rPr>
+          <w:rPr>
+            <w:rFonts w:ascii="Cambria Math" w:hAnsi="Cambria Math"/>
+          </w:rPr>
+          <m:t>(</m:t>
+        </m:r>
+        <m:sSub>
+          <m:sSubPr>
+            <m:ctrlPr>
+              <w:rPr>
+                <w:rFonts w:ascii="Cambria Math" w:hAnsi="Cambria Math"/>
+              </w:rPr>
+            </m:ctrlPr>
+          </m:sSubPr>
+          <m:e>
+            <m:r>
+              <w:rPr>
+                <w:rFonts w:ascii="Cambria Math" w:hAnsi="Cambria Math"/>
+              </w:rPr>
+              <m:t>x</m:t>
+            </m:r>
+          </m:e>
+          <m:sub>
+            <m:r>
+              <w:rPr>
+                <w:rFonts w:ascii="Cambria Math" w:hAnsi="Cambria Math"/>
+              </w:rPr>
+              <m:t>0</m:t>
+            </m:r>
+          </m:sub>
+        </m:sSub>
+        <m:r>
+          <m:rPr>
+            <m:sty m:val="p"/>
+          </m:rPr>
+          <w:rPr>
+            <w:rFonts w:ascii="Cambria Math" w:hAnsi="Cambria Math"/>
+          </w:rPr>
+          <m:t>)=</m:t>
+        </m:r>
+        <m:r>
+          <w:rPr>
+            <w:rFonts w:ascii="Cambria Math" w:hAnsi="Cambria Math"/>
+          </w:rPr>
+          <m:t>f</m:t>
+        </m:r>
+        <m:r>
+          <m:rPr>
+            <m:sty m:val="p"/>
+          </m:rPr>
+          <w:rPr>
+            <w:rFonts w:ascii="Cambria Math" w:hAnsi="Cambria Math"/>
+          </w:rPr>
+          <m:t>(</m:t>
+        </m:r>
+        <m:sSup>
+          <m:sSupPr>
+            <m:ctrlPr>
+              <w:rPr>
+                <w:rFonts w:ascii="Cambria Math" w:hAnsi="Cambria Math"/>
+              </w:rPr>
+            </m:ctrlPr>
+          </m:sSupPr>
+          <m:e>
+            <m:r>
+              <w:rPr>
+                <w:rFonts w:ascii="Cambria Math" w:hAnsi="Cambria Math"/>
+              </w:rPr>
+              <m:t>f</m:t>
+            </m:r>
+          </m:e>
+          <m:sup>
+            <m:r>
+              <w:rPr>
+                <w:rFonts w:ascii="Cambria Math" w:hAnsi="Cambria Math"/>
+              </w:rPr>
+              <m:t>n</m:t>
+            </m:r>
+            <m:r>
+              <m:rPr>
+                <m:sty m:val="p"/>
+              </m:rPr>
+              <w:rPr>
+                <w:rFonts w:ascii="Cambria Math" w:hAnsi="Cambria Math"/>
+              </w:rPr>
+              <m:t>-</m:t>
+            </m:r>
+            <m:r>
+              <w:rPr>
+                <w:rFonts w:ascii="Cambria Math" w:hAnsi="Cambria Math"/>
+              </w:rPr>
+              <m:t>1</m:t>
+            </m:r>
+          </m:sup>
+        </m:sSup>
+        <m:r>
+          <m:rPr>
+            <m:sty m:val="p"/>
+          </m:rPr>
+          <w:rPr>
+            <w:rFonts w:ascii="Cambria Math" w:hAnsi="Cambria Math"/>
+          </w:rPr>
+          <m:t>(</m:t>
+        </m:r>
+        <m:sSub>
+          <m:sSubPr>
+            <m:ctrlPr>
+              <w:rPr>
+                <w:rFonts w:ascii="Cambria Math" w:hAnsi="Cambria Math"/>
+              </w:rPr>
+            </m:ctrlPr>
+          </m:sSubPr>
+          <m:e>
+            <m:r>
+              <w:rPr>
+                <w:rFonts w:ascii="Cambria Math" w:hAnsi="Cambria Math"/>
+              </w:rPr>
+              <m:t>x</m:t>
+            </m:r>
+          </m:e>
+          <m:sub>
+            <m:r>
+              <w:rPr>
+                <w:rFonts w:ascii="Cambria Math" w:hAnsi="Cambria Math"/>
+              </w:rPr>
+              <m:t>0</m:t>
+            </m:r>
+          </m:sub>
+        </m:sSub>
+        <m:r>
+          <m:rPr>
+            <m:sty m:val="p"/>
+          </m:rPr>
+          <w:rPr>
+            <w:rFonts w:ascii="Cambria Math" w:hAnsi="Cambria Math"/>
+          </w:rPr>
+          <m:t>))</m:t>
+        </m:r>
+      </m:oMath>
+      <w:r>
+        <w:t>이다.</w:t>
+      </w:r>
+    </w:p>
+    <w:p>
+      <w:pPr>
+        <w:pStyle w:val="ad"/>
+      </w:pPr>
+      <m:oMath>
+        <m:sSup>
+          <m:sSupPr>
+            <m:ctrlPr>
+              <w:rPr>
+                <w:rFonts w:ascii="Cambria Math" w:hAnsi="Cambria Math"/>
+              </w:rPr>
+            </m:ctrlPr>
+          </m:sSupPr>
+          <m:e>
+            <m:r>
+              <w:rPr>
+                <w:rFonts w:ascii="Cambria Math" w:hAnsi="Cambria Math"/>
+              </w:rPr>
+              <m:t>f</m:t>
+            </m:r>
+          </m:e>
+          <m:sup>
+            <m:r>
+              <w:rPr>
+                <w:rFonts w:ascii="Cambria Math" w:hAnsi="Cambria Math"/>
+              </w:rPr>
+              <m:t>10</m:t>
+            </m:r>
+          </m:sup>
+        </m:sSup>
+        <m:r>
+          <m:rPr>
+            <m:sty m:val="p"/>
+          </m:rPr>
+          <w:rPr>
+            <w:rFonts w:ascii="Cambria Math" w:hAnsi="Cambria Math"/>
+          </w:rPr>
+          <m:t>(</m:t>
+        </m:r>
+        <m:r>
+          <w:rPr>
+            <w:rFonts w:ascii="Cambria Math" w:hAnsi="Cambria Math"/>
+          </w:rPr>
+          <m:t>x</m:t>
+        </m:r>
+        <m:r>
+          <m:rPr>
+            <m:sty m:val="p"/>
+          </m:rPr>
+          <w:rPr>
+            <w:rFonts w:ascii="Cambria Math" w:hAnsi="Cambria Math"/>
+          </w:rPr>
+          <m:t>)=</m:t>
+        </m:r>
+        <m:r>
+          <w:rPr>
+            <w:rFonts w:ascii="Cambria Math" w:hAnsi="Cambria Math"/>
+          </w:rPr>
+          <m:t>0</m:t>
+        </m:r>
+      </m:oMath>
+      <w:r>
+        <w:t xml:space="preserve">이도록 하는 정수 </w:t>
+      </w:r>
+      <m:oMath>
+        <m:r>
+          <w:rPr>
+            <w:rFonts w:ascii="Cambria Math" w:hAnsi="Cambria Math"/>
+          </w:rPr>
+          <m:t>x</m:t>
+        </m:r>
+      </m:oMath>
+      <w:r>
+        <w:t xml:space="preserve">의 값의 개수를 </w:t>
+      </w:r>
+      <m:oMath>
+        <m:r>
+          <w:rPr>
+            <w:rFonts w:ascii="Cambria Math" w:hAnsi="Cambria Math"/>
+          </w:rPr>
+          <m:t>c</m:t>
+        </m:r>
+      </m:oMath>
+      <w:r>
+        <w:t xml:space="preserve">, 합을 </w:t>
+      </w:r>
+      <m:oMath>
+        <m:r>
+          <w:rPr>
+            <w:rFonts w:ascii="Cambria Math" w:hAnsi="Cambria Math"/>
+          </w:rPr>
+          <m:t>s</m:t>
+        </m:r>
+      </m:oMath>
+      <w:r>
+        <w:t xml:space="preserve">라 하자. </w:t>
+      </w:r>
+      <m:oMath>
+        <m:r>
+          <w:rPr>
+            <w:rFonts w:ascii="Cambria Math" w:hAnsi="Cambria Math"/>
+          </w:rPr>
+          <m:t>c</m:t>
+        </m:r>
+        <m:r>
+          <m:rPr>
+            <m:sty m:val="p"/>
+          </m:rPr>
+          <w:rPr>
+            <w:rFonts w:ascii="Cambria Math" w:hAnsi="Cambria Math"/>
+          </w:rPr>
+          <m:t>+</m:t>
+        </m:r>
+        <m:r>
+          <w:rPr>
+            <w:rFonts w:ascii="Cambria Math" w:hAnsi="Cambria Math"/>
+          </w:rPr>
+          <m:t>s</m:t>
+        </m:r>
+      </m:oMath>
+      <w:r>
+        <w:t>의 값은?</w:t>
+      </w:r>
+    </w:p>
+    <w:p>
+      <w:pPr>
+        <w:pStyle w:val="ad"/>
+        <w:rPr>
+          <w:rFonts w:ascii="Consolas" w:eastAsia="DengXian" w:hAnsi="Consolas" w:cs="Consolas"/>
+        </w:rPr>
+      </w:pPr>
+      <w:r>
+        <w:rPr>
+          <w:rFonts w:ascii="Consolas" w:eastAsiaTheme="minorHAnsi" w:hAnsi="Consolas" w:cs="Consolas"/>
+        </w:rPr>
+        <w:t>(</w:t>
+      </w:r>
+      <w:r>
+        <w:rPr>
+          <w:rFonts w:ascii="Consolas" w:eastAsiaTheme="minorHAnsi" w:hAnsi="Consolas" w:cs="Consolas" w:hint="eastAsia"/>
+          <w:lang w:eastAsia="ko-KR"/>
+        </w:rPr>
+        <w:t>고</w:t>
+      </w:r>
+      <w:r>
+        <w:rPr>
+          <w:rFonts w:ascii="Consolas" w:eastAsiaTheme="minorHAnsi" w:hAnsi="Consolas" w:cs="Consolas"/>
+        </w:rPr>
+        <w:t>등</w:t>
+      </w:r>
+      <w:r>
+        <w:rPr>
+          <w:rFonts w:ascii="Consolas" w:eastAsiaTheme="minorHAnsi" w:hAnsi="Consolas" w:cs="Consolas"/>
+        </w:rPr>
+        <w:t xml:space="preserve"> 2025</w:t>
+      </w:r>
+      <w:r>
+        <w:rPr>
+          <w:rFonts w:ascii="Consolas" w:eastAsiaTheme="minorHAnsi" w:hAnsi="Consolas" w:cs="Consolas"/>
+        </w:rPr>
+        <w:t>년도</w:t>
+      </w:r>
+      <w:r>
+        <w:rPr>
+          <w:rFonts w:ascii="Consolas" w:eastAsiaTheme="minorHAnsi" w:hAnsi="Consolas" w:cs="Consolas"/>
+        </w:rPr>
+        <w:t xml:space="preserve"> 8</w:t>
+      </w:r>
+      <w:r>
+        <w:rPr>
+          <w:rFonts w:ascii="Consolas" w:eastAsiaTheme="minorHAnsi" w:hAnsi="Consolas" w:cs="Consolas"/>
+        </w:rPr>
+        <w:t>번</w:t>
+      </w:r>
+      <w:r>
+        <w:rPr>
+          <w:rFonts w:ascii="Consolas" w:eastAsiaTheme="minorHAnsi" w:hAnsi="Consolas" w:cs="Consolas"/>
+        </w:rPr>
+        <w:t>)</w:t>
+      </w:r>
+    </w:p>
+    <w:p>
+      <w:pPr>
+        <w:rPr>
+          <w:rFonts w:ascii="Consolas" w:eastAsiaTheme="minorHAnsi" w:hAnsi="Consolas" w:cs="맑은 고딕"/>
+          <w:bCs/>
+          <w:color w:val="FF0000"/>
+          <w:sz w:val="24"/>
+          <w:szCs w:val="24"/>
+        </w:rPr>
+      </w:pPr>
+      <w:proofErr w:type="gramStart"/>
+      <w:r>
+        <w:rPr>
+          <w:rFonts w:ascii="Consolas" w:eastAsiaTheme="minorHAnsi" w:hAnsi="Consolas" w:cs="맑은 고딕"/>
+          <w:bCs/>
+          <w:color w:val="FF0000"/>
+          <w:sz w:val="24"/>
+          <w:szCs w:val="24"/>
+        </w:rPr>
+        <w:t>정답</w:t>
+      </w:r>
+      <w:r>
+        <w:rPr>
+          <w:rFonts w:ascii="Consolas" w:eastAsiaTheme="minorHAnsi" w:hAnsi="Consolas" w:cs="맑은 고딕"/>
+          <w:bCs/>
+          <w:color w:val="FF0000"/>
+          <w:sz w:val="24"/>
+          <w:szCs w:val="24"/>
+        </w:rPr>
+        <w:t xml:space="preserve"> :</w:t>
+      </w:r>
+      <w:proofErr w:type="gramEnd"/>
+      <w:r>
+        <w:rPr>
+          <w:rFonts w:ascii="Consolas" w:eastAsiaTheme="minorHAnsi" w:hAnsi="Consolas" w:cs="맑은 고딕"/>
+          <w:bCs/>
+          <w:color w:val="FF0000"/>
+          <w:sz w:val="24"/>
+          <w:szCs w:val="24"/>
+        </w:rPr>
+        <w:t xml:space="preserve"> </w:t>
+      </w:r>
+      <w:r>
+        <w:rPr>
+          <w:rFonts w:ascii="Consolas" w:eastAsiaTheme="minorHAnsi" w:hAnsi="Consolas" w:cs="맑은 고딕"/>
+          <w:bCs/>
+          <w:color w:val="FF0000"/>
+          <w:sz w:val="24"/>
+          <w:szCs w:val="24"/>
+        </w:rPr>
+        <w:t>1410</w:t>
+      </w:r>
+    </w:p>
+    <w:p/>
+    <w:p>
+      <w:pPr>
+        <w:rPr>
+          <w:rFonts w:ascii="Consolas" w:eastAsiaTheme="minorHAnsi" w:hAnsi="Consolas" w:cs="Consolas" w:hint="eastAsia"/>
+          <w:sz w:val="24"/>
+          <w:szCs w:val="24"/>
+        </w:rPr>
+      </w:pPr>
+      <w:bookmarkStart w:id="1" w:name="_GoBack"/>
+      <w:bookmarkEnd w:id="1"/>
+    </w:p>
     <w:sectPr>
       <w:headerReference w:type="even" r:id="rId10"/>
       <w:headerReference w:type="default" r:id="rId11"/>
       <w:footerReference w:type="even" r:id="rId12"/>
       <w:footerReference w:type="default" r:id="rId13"/>
-      <w:headerReference w:type="first" r:id="rId14"/>
-      <w:footerReference w:type="first" r:id="rId15"/>
       <w:pgSz w:w="12240" w:h="15840"/>
       <w:pgMar w:top="1440" w:right="1440" w:bottom="1440" w:left="1440" w:header="720" w:footer="720" w:gutter="0"/>
       <w:pgNumType w:start="1"/>
@@ -22571,7 +23511,7 @@
                 <w:bCs/>
                 <w:noProof/>
               </w:rPr>
-              <w:t>9</w:t>
+              <w:t>10</w:t>
             </w:r>
             <w:r>
               <w:rPr>
@@ -22775,7 +23715,7 @@
                 <w:bCs/>
                 <w:noProof/>
               </w:rPr>
-              <w:t>9</w:t>
+              <w:t>10</w:t>
             </w:r>
             <w:r>
               <w:rPr>
@@ -22861,16 +23801,6 @@
         <w:tab w:val="left" w:pos="1155"/>
       </w:tabs>
       <w:jc w:val="right"/>
-    </w:pPr>
-  </w:p>
-</w:ftr>
-</file>
-
-<file path=word/footer3.xml><?xml version="1.0" encoding="utf-8"?>
-<w:ftr xmlns:wpc="http://schemas.microsoft.com/office/word/2010/wordprocessingCanvas" xmlns:cx="http://schemas.microsoft.com/office/drawing/2014/chartex" xmlns:cx1="http://schemas.microsoft.com/office/drawing/2015/9/8/chartex" xmlns:mc="http://schemas.openxmlformats.org/markup-compatibility/2006" xmlns:o="urn:schemas-microsoft-com:office:office" xmlns:r="http://schemas.openxmlformats.org/officeDocument/2006/relationships" xmlns:m="http://schemas.openxmlformats.org/officeDocument/2006/math" xmlns:v="urn:schemas-microsoft-com:vml" xmlns:wp14="http://schemas.microsoft.com/office/word/2010/wordprocessingDrawing" xmlns:wp="http://schemas.openxmlformats.org/drawingml/2006/wordprocessingDrawing" xmlns:w10="urn:schemas-microsoft-com:office:word" xmlns:w="http://schemas.openxmlformats.org/wordprocessingml/2006/main" xmlns:w14="http://schemas.microsoft.com/office/word/2010/wordml" xmlns:w15="http://schemas.microsoft.com/office/word/2012/wordml" xmlns:w16se="http://schemas.microsoft.com/office/word/2015/wordml/symex" xmlns:wpg="http://schemas.microsoft.com/office/word/2010/wordprocessingGroup" xmlns:wpi="http://schemas.microsoft.com/office/word/2010/wordprocessingInk" xmlns:wne="http://schemas.microsoft.com/office/word/2006/wordml" xmlns:wps="http://schemas.microsoft.com/office/word/2010/wordprocessingShape" mc:Ignorable="w14 w15 w16se wp14">
-  <w:p>
-    <w:pPr>
-      <w:pStyle w:val="a4"/>
     </w:pPr>
   </w:p>
 </w:ftr>
@@ -23007,16 +23937,6 @@
       </w:rPr>
       <w:t>교사용</w:t>
     </w:r>
-  </w:p>
-</w:hdr>
-</file>
-
-<file path=word/header3.xml><?xml version="1.0" encoding="utf-8"?>
-<w:hdr xmlns:wpc="http://schemas.microsoft.com/office/word/2010/wordprocessingCanvas" xmlns:cx="http://schemas.microsoft.com/office/drawing/2014/chartex" xmlns:cx1="http://schemas.microsoft.com/office/drawing/2015/9/8/chartex" xmlns:mc="http://schemas.openxmlformats.org/markup-compatibility/2006" xmlns:o="urn:schemas-microsoft-com:office:office" xmlns:r="http://schemas.openxmlformats.org/officeDocument/2006/relationships" xmlns:m="http://schemas.openxmlformats.org/officeDocument/2006/math" xmlns:v="urn:schemas-microsoft-com:vml" xmlns:wp14="http://schemas.microsoft.com/office/word/2010/wordprocessingDrawing" xmlns:wp="http://schemas.openxmlformats.org/drawingml/2006/wordprocessingDrawing" xmlns:w10="urn:schemas-microsoft-com:office:word" xmlns:w="http://schemas.openxmlformats.org/wordprocessingml/2006/main" xmlns:w14="http://schemas.microsoft.com/office/word/2010/wordml" xmlns:w15="http://schemas.microsoft.com/office/word/2012/wordml" xmlns:w16se="http://schemas.microsoft.com/office/word/2015/wordml/symex" xmlns:wpg="http://schemas.microsoft.com/office/word/2010/wordprocessingGroup" xmlns:wpi="http://schemas.microsoft.com/office/word/2010/wordprocessingInk" xmlns:wne="http://schemas.microsoft.com/office/word/2006/wordml" xmlns:wps="http://schemas.microsoft.com/office/word/2010/wordprocessingShape" mc:Ignorable="w14 w15 w16se wp14">
-  <w:p>
-    <w:pPr>
-      <w:pStyle w:val="a3"/>
-    </w:pPr>
   </w:p>
 </w:hdr>
 </file>
@@ -27311,7 +28231,7 @@
 </file>
 
 <file path=customXml/itemProps1.xml><?xml version="1.0" encoding="utf-8"?>
-<ds:datastoreItem xmlns:ds="http://schemas.openxmlformats.org/officeDocument/2006/customXml" ds:itemID="{EB013E9C-4C05-45D6-BDAC-90BD6D17CE8F}">
+<ds:datastoreItem xmlns:ds="http://schemas.openxmlformats.org/officeDocument/2006/customXml" ds:itemID="{11A7D938-093A-4EFD-976A-ACCC6A50D922}">
   <ds:schemaRefs>
     <ds:schemaRef ds:uri="http://schemas.openxmlformats.org/officeDocument/2006/bibliography"/>
   </ds:schemaRefs>
